--- a/SeminarApplicationForm.docx
+++ b/SeminarApplicationForm.docx
@@ -7,104 +7,166 @@
         <w:jc w:val="center"/>
         <w:rPr>
           <w:rFonts w:ascii="HG丸ｺﾞｼｯｸM-PRO" w:eastAsia="HG丸ｺﾞｼｯｸM-PRO" w:hAnsi="HG丸ｺﾞｼｯｸM-PRO"/>
-        </w:rPr>
-      </w:pPr>
-      <w:r>
-        <w:rPr>
-          <w:rFonts w:ascii="HG丸ｺﾞｼｯｸM-PRO" w:eastAsia="HG丸ｺﾞｼｯｸM-PRO" w:hAnsi="HG丸ｺﾞｼｯｸM-PRO" w:hint="eastAsia"/>
-        </w:rPr>
-        <w:t>「</w:t>
-      </w:r>
-      <w:r>
-        <w:rPr>
-          <w:rFonts w:ascii="HG丸ｺﾞｼｯｸM-PRO" w:eastAsia="HG丸ｺﾞｼｯｸM-PRO" w:hAnsi="HG丸ｺﾞｼｯｸM-PRO" w:hint="eastAsia"/>
-        </w:rPr>
-        <w:t>理論言語学実践</w:t>
-      </w:r>
-      <w:r>
-        <w:rPr>
-          <w:rFonts w:ascii="HG丸ｺﾞｼｯｸM-PRO" w:eastAsia="HG丸ｺﾞｼｯｸM-PRO" w:hAnsi="HG丸ｺﾞｼｯｸM-PRO" w:hint="eastAsia"/>
-        </w:rPr>
-        <w:t>」</w:t>
-      </w:r>
-    </w:p>
-    <w:p>
-      <w:pPr>
-        <w:jc w:val="center"/>
-        <w:rPr>
-          <w:rFonts w:ascii="HG丸ｺﾞｼｯｸM-PRO" w:eastAsia="HG丸ｺﾞｼｯｸM-PRO" w:hAnsi="HG丸ｺﾞｼｯｸM-PRO"/>
-        </w:rPr>
-      </w:pPr>
-      <w:r>
-        <w:rPr>
-          <w:rFonts w:ascii="HG丸ｺﾞｼｯｸM-PRO" w:eastAsia="HG丸ｺﾞｼｯｸM-PRO" w:hAnsi="HG丸ｺﾞｼｯｸM-PRO" w:hint="eastAsia"/>
-        </w:rPr>
-        <w:t xml:space="preserve">研究会 </w:t>
-      </w:r>
-      <w:r>
-        <w:rPr>
-          <w:rFonts w:ascii="HG丸ｺﾞｼｯｸM-PRO" w:eastAsia="HG丸ｺﾞｼｯｸM-PRO" w:hAnsi="HG丸ｺﾞｼｯｸM-PRO" w:hint="eastAsia"/>
-        </w:rPr>
-        <w:t>選抜課題</w:t>
-      </w:r>
-    </w:p>
-    <w:p>
-      <w:pPr>
-        <w:rPr>
-          <w:rFonts w:ascii="HG丸ｺﾞｼｯｸM-PRO" w:eastAsia="HG丸ｺﾞｼｯｸM-PRO" w:hAnsi="HG丸ｺﾞｼｯｸM-PRO"/>
-        </w:rPr>
-      </w:pPr>
-    </w:p>
-    <w:p>
-      <w:pPr>
-        <w:ind w:firstLineChars="100" w:firstLine="210"/>
-      </w:pPr>
-      <w:r>
-        <w:rPr>
-          <w:rFonts w:hint="eastAsia"/>
-        </w:rPr>
-        <w:t>HPやシラバスにある注意事項</w:t>
-      </w:r>
-      <w:r>
-        <w:rPr>
-          <w:rFonts w:hint="eastAsia"/>
-        </w:rPr>
-        <w:t>を熟読したうえで、</w:t>
-      </w:r>
-      <w:r>
-        <w:rPr>
-          <w:rFonts w:hint="eastAsia"/>
-        </w:rPr>
-        <w:t>次の全ての点について、</w:t>
-      </w:r>
-      <w:r>
-        <w:rPr>
-          <w:rFonts w:hint="eastAsia"/>
-        </w:rPr>
-        <w:t>四角の欄に</w:t>
-      </w:r>
-      <w:r>
-        <w:rPr>
-          <w:rFonts w:hint="eastAsia"/>
-        </w:rPr>
-        <w:t>回答を書き、</w:t>
-      </w:r>
-      <w:r>
-        <w:rPr>
-          <w:rFonts w:hint="eastAsia"/>
           <w:b/>
           <w:bCs/>
-          <w:u w:val="single"/>
-        </w:rPr>
-        <w:t>PDFファイルに</w:t>
-      </w:r>
-      <w:r>
-        <w:rPr>
-          <w:rFonts w:hint="eastAsia"/>
+          <w:sz w:val="28"/>
+          <w:szCs w:val="36"/>
+        </w:rPr>
+      </w:pPr>
+      <w:r>
+        <w:rPr>
+          <w:rFonts w:ascii="HG丸ｺﾞｼｯｸM-PRO" w:eastAsia="HG丸ｺﾞｼｯｸM-PRO" w:hAnsi="HG丸ｺﾞｼｯｸM-PRO" w:hint="eastAsia"/>
           <w:b/>
           <w:bCs/>
+          <w:sz w:val="28"/>
+          <w:szCs w:val="36"/>
+        </w:rPr>
+        <w:t>「</w:t>
+      </w:r>
+      <w:r>
+        <w:rPr>
+          <w:rFonts w:ascii="HG丸ｺﾞｼｯｸM-PRO" w:eastAsia="HG丸ｺﾞｼｯｸM-PRO" w:hAnsi="HG丸ｺﾞｼｯｸM-PRO" w:hint="eastAsia"/>
+          <w:b/>
+          <w:bCs/>
+          <w:sz w:val="28"/>
+          <w:szCs w:val="36"/>
+        </w:rPr>
+        <w:t>理論言語学実践</w:t>
+      </w:r>
+      <w:r>
+        <w:rPr>
+          <w:rFonts w:ascii="HG丸ｺﾞｼｯｸM-PRO" w:eastAsia="HG丸ｺﾞｼｯｸM-PRO" w:hAnsi="HG丸ｺﾞｼｯｸM-PRO" w:hint="eastAsia"/>
+          <w:b/>
+          <w:bCs/>
+          <w:sz w:val="28"/>
+          <w:szCs w:val="36"/>
+        </w:rPr>
+        <w:t>」</w:t>
+      </w:r>
+    </w:p>
+    <w:p>
+      <w:pPr>
+        <w:jc w:val="center"/>
+        <w:rPr>
+          <w:rFonts w:ascii="HG丸ｺﾞｼｯｸM-PRO" w:eastAsia="HG丸ｺﾞｼｯｸM-PRO" w:hAnsi="HG丸ｺﾞｼｯｸM-PRO" w:hint="eastAsia"/>
+          <w:b/>
+          <w:bCs/>
+          <w:sz w:val="22"/>
+          <w:szCs w:val="28"/>
+        </w:rPr>
+      </w:pPr>
+    </w:p>
+    <w:p>
+      <w:pPr>
+        <w:jc w:val="center"/>
+        <w:rPr>
+          <w:rFonts w:ascii="HG丸ｺﾞｼｯｸM-PRO" w:eastAsia="HG丸ｺﾞｼｯｸM-PRO" w:hAnsi="HG丸ｺﾞｼｯｸM-PRO"/>
+          <w:b/>
+          <w:bCs/>
+          <w:sz w:val="22"/>
+          <w:szCs w:val="28"/>
+        </w:rPr>
+      </w:pPr>
+      <w:r>
+        <w:rPr>
+          <w:rFonts w:ascii="HG丸ｺﾞｼｯｸM-PRO" w:eastAsia="HG丸ｺﾞｼｯｸM-PRO" w:hAnsi="HG丸ｺﾞｼｯｸM-PRO" w:hint="eastAsia"/>
+          <w:b/>
+          <w:bCs/>
+          <w:sz w:val="22"/>
+          <w:szCs w:val="28"/>
+        </w:rPr>
+        <w:t>研究会</w:t>
+      </w:r>
+      <w:r>
+        <w:rPr>
+          <w:rFonts w:ascii="HG丸ｺﾞｼｯｸM-PRO" w:eastAsia="HG丸ｺﾞｼｯｸM-PRO" w:hAnsi="HG丸ｺﾞｼｯｸM-PRO" w:hint="eastAsia"/>
+          <w:b/>
+          <w:bCs/>
+          <w:sz w:val="22"/>
+          <w:szCs w:val="28"/>
+        </w:rPr>
+        <w:t>Ｂ（１）</w:t>
+      </w:r>
+      <w:r>
+        <w:rPr>
+          <w:rFonts w:ascii="HG丸ｺﾞｼｯｸM-PRO" w:eastAsia="HG丸ｺﾞｼｯｸM-PRO" w:hAnsi="HG丸ｺﾞｼｯｸM-PRO" w:hint="eastAsia"/>
+          <w:b/>
+          <w:bCs/>
+          <w:sz w:val="22"/>
+          <w:szCs w:val="28"/>
+        </w:rPr>
+        <w:t xml:space="preserve"> </w:t>
+      </w:r>
+      <w:r>
+        <w:rPr>
+          <w:rFonts w:ascii="HG丸ｺﾞｼｯｸM-PRO" w:eastAsia="HG丸ｺﾞｼｯｸM-PRO" w:hAnsi="HG丸ｺﾞｼｯｸM-PRO" w:hint="eastAsia"/>
+          <w:b/>
+          <w:bCs/>
+          <w:sz w:val="22"/>
+          <w:szCs w:val="28"/>
+        </w:rPr>
+        <w:t>選抜課題</w:t>
+      </w:r>
+    </w:p>
+    <w:p>
+      <w:pPr>
+        <w:rPr>
+          <w:rFonts w:ascii="HG丸ｺﾞｼｯｸM-PRO" w:eastAsia="HG丸ｺﾞｼｯｸM-PRO" w:hAnsi="HG丸ｺﾞｼｯｸM-PRO"/>
+        </w:rPr>
+      </w:pPr>
+    </w:p>
+    <w:p>
+      <w:pPr>
+        <w:ind w:firstLineChars="100" w:firstLine="210"/>
+      </w:pPr>
+      <w:r>
+        <w:rPr>
+          <w:rFonts w:hint="eastAsia"/>
+        </w:rPr>
+        <w:t>HPやシラバスにある注意事項</w:t>
+      </w:r>
+      <w:r>
+        <w:rPr>
+          <w:rFonts w:hint="eastAsia"/>
+        </w:rPr>
+        <w:t>を熟読したうえで、</w:t>
+      </w:r>
+      <w:r>
+        <w:rPr>
+          <w:rFonts w:hint="eastAsia"/>
+        </w:rPr>
+        <w:t>次の全ての点について、</w:t>
+      </w:r>
+      <w:r>
+        <w:rPr>
+          <w:rFonts w:hint="eastAsia"/>
+        </w:rPr>
+        <w:t>四角の欄に</w:t>
+      </w:r>
+      <w:r>
+        <w:rPr>
+          <w:rFonts w:hint="eastAsia"/>
+        </w:rPr>
+        <w:t>回答を書き、</w:t>
+      </w:r>
+      <w:r>
+        <w:rPr>
+          <w:rFonts w:hint="eastAsia"/>
+          <w:b/>
+          <w:bCs/>
+          <w:color w:val="EE0000"/>
           <w:u w:val="single"/>
         </w:rPr>
+        <w:t>PDFファイルに</w:t>
+      </w:r>
+      <w:r>
+        <w:rPr>
+          <w:rFonts w:hint="eastAsia"/>
+          <w:b/>
+          <w:bCs/>
+          <w:color w:val="EE0000"/>
+          <w:u w:val="single"/>
+        </w:rPr>
         <w:t>変換した後</w:t>
       </w:r>
       <w:r>
@@ -123,7 +185,13 @@
         <w:rPr>
           <w:rFonts w:hint="eastAsia"/>
         </w:rPr>
-        <w:t>なさい。</w:t>
+        <w:t>てくださ</w:t>
+      </w:r>
+      <w:r>
+        <w:rPr>
+          <w:rFonts w:hint="eastAsia"/>
+        </w:rPr>
+        <w:t>い。</w:t>
       </w:r>
     </w:p>
     <w:p>
@@ -134,28 +202,44 @@
         <w:rPr>
           <w:rFonts w:hint="eastAsia"/>
         </w:rPr>
-        <w:t>なお、回答欄の大きさは、適宜変更してもらって構いません。</w:t>
+        <w:t>なお、</w:t>
+      </w:r>
+      <w:r>
+        <w:rPr>
+          <w:rFonts w:hint="eastAsia"/>
+          <w:u w:val="single"/>
+        </w:rPr>
+        <w:t>回答欄の大きさは、適宜変更してもらって構いません</w:t>
+      </w:r>
+      <w:r>
+        <w:rPr>
+          <w:rFonts w:hint="eastAsia"/>
+        </w:rPr>
+        <w:t>。</w:t>
       </w:r>
     </w:p>
     <w:p/>
     <w:p>
       <w:pPr>
-        <w:pStyle w:val="a9"/>
+        <w:pStyle w:val="aa"/>
         <w:numPr>
           <w:ilvl w:val="0"/>
           <w:numId w:val="2"/>
         </w:numPr>
-      </w:pPr>
-      <w:r>
-        <w:rPr>
-          <w:rFonts w:hint="eastAsia"/>
+        <w:rPr>
+          <w:rFonts w:ascii="HG丸ｺﾞｼｯｸM-PRO" w:eastAsia="HG丸ｺﾞｼｯｸM-PRO" w:hAnsi="HG丸ｺﾞｼｯｸM-PRO"/>
+        </w:rPr>
+      </w:pPr>
+      <w:r>
+        <w:rPr>
+          <w:rFonts w:ascii="HG丸ｺﾞｼｯｸM-PRO" w:eastAsia="HG丸ｺﾞｼｯｸM-PRO" w:hAnsi="HG丸ｺﾞｼｯｸM-PRO" w:hint="eastAsia"/>
         </w:rPr>
         <w:t>氏名、学年、学籍番号を教えてください。</w:t>
       </w:r>
     </w:p>
     <w:tbl>
       <w:tblPr>
-        <w:tblStyle w:val="aa"/>
+        <w:tblStyle w:val="ab"/>
         <w:tblW w:w="0" w:type="auto"/>
         <w:tblInd w:w="420" w:type="dxa"/>
         <w:tblLook w:val="04A0" w:firstRow="1" w:lastRow="0" w:firstColumn="1" w:lastColumn="0" w:noHBand="0" w:noVBand="1"/>
@@ -170,7 +254,7 @@
           </w:tcPr>
           <w:p>
             <w:pPr>
-              <w:pStyle w:val="a9"/>
+              <w:pStyle w:val="aa"/>
               <w:ind w:left="0"/>
             </w:pPr>
             <w:r>
@@ -182,7 +266,7 @@
           </w:p>
           <w:p>
             <w:pPr>
-              <w:pStyle w:val="a9"/>
+              <w:pStyle w:val="aa"/>
               <w:ind w:left="0"/>
             </w:pPr>
             <w:r>
@@ -194,7 +278,7 @@
           </w:p>
           <w:p>
             <w:pPr>
-              <w:pStyle w:val="a9"/>
+              <w:pStyle w:val="aa"/>
               <w:ind w:left="0"/>
             </w:pPr>
             <w:r>
@@ -209,28 +293,511 @@
     </w:tbl>
     <w:p/>
     <w:p>
-      <w:r>
-        <w:rPr>
-          <w:rFonts w:hint="eastAsia"/>
+      <w:pPr>
+        <w:pStyle w:val="aa"/>
+        <w:numPr>
+          <w:ilvl w:val="0"/>
+          <w:numId w:val="2"/>
+        </w:numPr>
+        <w:rPr>
+          <w:rFonts w:ascii="HG丸ｺﾞｼｯｸM-PRO" w:eastAsia="HG丸ｺﾞｼｯｸM-PRO" w:hAnsi="HG丸ｺﾞｼｯｸM-PRO"/>
+        </w:rPr>
+      </w:pPr>
+      <w:r>
+        <w:rPr>
+          <w:rFonts w:ascii="HG丸ｺﾞｼｯｸM-PRO" w:eastAsia="HG丸ｺﾞｼｯｸM-PRO" w:hAnsi="HG丸ｺﾞｼｯｸM-PRO" w:hint="eastAsia"/>
+        </w:rPr>
+        <w:t>履修した</w:t>
+      </w:r>
+      <w:r>
+        <w:rPr>
+          <w:rFonts w:ascii="HG丸ｺﾞｼｯｸM-PRO" w:eastAsia="HG丸ｺﾞｼｯｸM-PRO" w:hAnsi="HG丸ｺﾞｼｯｸM-PRO" w:hint="eastAsia"/>
+        </w:rPr>
+        <w:t>言語学の授業を教えてください</w:t>
+      </w:r>
+      <w:r>
+        <w:rPr>
+          <w:rFonts w:ascii="HG丸ｺﾞｼｯｸM-PRO" w:eastAsia="HG丸ｺﾞｼｯｸM-PRO" w:hAnsi="HG丸ｺﾞｼｯｸM-PRO" w:hint="eastAsia"/>
+        </w:rPr>
+        <w:t>（〇をつけるか、該当しないものを削除）</w:t>
+      </w:r>
+    </w:p>
+    <w:p>
+      <w:pPr>
+        <w:rPr>
+          <w:rFonts w:ascii="HG丸ｺﾞｼｯｸM-PRO" w:eastAsia="HG丸ｺﾞｼｯｸM-PRO" w:hAnsi="HG丸ｺﾞｼｯｸM-PRO" w:hint="eastAsia"/>
+        </w:rPr>
+      </w:pPr>
+    </w:p>
+    <w:p>
+      <w:pPr>
+        <w:pStyle w:val="aa"/>
+        <w:numPr>
+          <w:ilvl w:val="0"/>
+          <w:numId w:val="4"/>
+        </w:numPr>
+        <w:tabs>
+          <w:tab w:val="left" w:pos="3119"/>
+        </w:tabs>
+      </w:pPr>
+      <w:r>
+        <w:rPr>
+          <w:rFonts w:hint="eastAsia"/>
+        </w:rPr>
+        <w:t>理論言語学入門</w:t>
+      </w:r>
+      <w:r>
+        <w:rPr>
+          <w:rFonts w:hint="eastAsia"/>
+        </w:rPr>
+        <w:t>：</w:t>
+      </w:r>
+      <w:r>
+        <w:tab/>
+      </w:r>
+      <w:r>
+        <w:rPr>
+          <w:rFonts w:hint="eastAsia"/>
+          <w:u w:val="single"/>
+        </w:rPr>
+        <w:t>履修済み</w:t>
+      </w:r>
+      <w:r>
+        <w:rPr>
+          <w:rFonts w:hint="eastAsia"/>
+          <w:u w:val="single"/>
+        </w:rPr>
+        <w:t>（成績：　　　）</w:t>
+      </w:r>
+      <w:r>
+        <w:rPr>
+          <w:rFonts w:hint="eastAsia"/>
+          <w:u w:val="single"/>
+        </w:rPr>
+        <w:t>・</w:t>
+      </w:r>
+      <w:r>
+        <w:rPr>
+          <w:rFonts w:hint="eastAsia"/>
+          <w:u w:val="single"/>
+        </w:rPr>
+        <w:t>今学期履修予定・履修なし</w:t>
+      </w:r>
+      <w:r>
+        <w:rPr>
+          <w:u w:val="single"/>
+        </w:rPr>
+        <w:br/>
+      </w:r>
+      <w:r>
+        <w:rPr>
+          <w:rFonts w:hint="eastAsia"/>
+        </w:rPr>
+        <w:t>（統語論）</w:t>
+      </w:r>
+      <w:r>
+        <w:br/>
+      </w:r>
+    </w:p>
+    <w:p>
+      <w:pPr>
+        <w:pStyle w:val="aa"/>
+        <w:numPr>
+          <w:ilvl w:val="0"/>
+          <w:numId w:val="4"/>
+        </w:numPr>
+        <w:tabs>
+          <w:tab w:val="left" w:pos="3119"/>
+        </w:tabs>
+      </w:pPr>
+      <w:r>
+        <w:rPr>
+          <w:rFonts w:hint="eastAsia"/>
+        </w:rPr>
+        <w:t>理論言語学入門：</w:t>
+      </w:r>
+      <w:r>
+        <w:tab/>
+      </w:r>
+      <w:r>
+        <w:rPr>
+          <w:rFonts w:hint="eastAsia"/>
+          <w:u w:val="single"/>
+        </w:rPr>
+        <w:t>履修済み（成績：　　　）・今学期履修予定・履修なし</w:t>
+      </w:r>
+      <w:r>
+        <w:rPr>
+          <w:u w:val="single"/>
+        </w:rPr>
+        <w:br/>
+      </w:r>
+      <w:r>
+        <w:rPr>
+          <w:rFonts w:hint="eastAsia"/>
+        </w:rPr>
+        <w:t>（意味論・語用論）</w:t>
+      </w:r>
+      <w:r>
+        <w:br/>
+      </w:r>
+    </w:p>
+    <w:p>
+      <w:pPr>
+        <w:tabs>
+          <w:tab w:val="left" w:pos="3119"/>
+        </w:tabs>
+        <w:ind w:left="424"/>
+        <w:rPr>
+          <w:rFonts w:hint="eastAsia"/>
+        </w:rPr>
+      </w:pPr>
+      <w:r>
+        <w:rPr>
+          <w:rFonts w:hint="eastAsia"/>
+        </w:rPr>
+        <w:t>※過去の授業の履修は、</w:t>
+      </w:r>
+      <w:r>
+        <w:rPr>
+          <w:rFonts w:hint="eastAsia"/>
+        </w:rPr>
+        <w:t>原則必須の項目ですが、</w:t>
+      </w:r>
+      <w:r>
+        <w:rPr>
+          <w:rFonts w:hint="eastAsia"/>
+        </w:rPr>
+        <w:t>意欲のある学生や</w:t>
+      </w:r>
+      <w:r>
+        <w:rPr>
+          <w:rFonts w:hint="eastAsia"/>
+        </w:rPr>
+        <w:t>、</w:t>
+      </w:r>
+      <w:r>
+        <w:rPr>
+          <w:rFonts w:hint="eastAsia"/>
+        </w:rPr>
+        <w:t>授業に代わる有意義な経験、体験を持っている学生は、例外的に</w:t>
+      </w:r>
+      <w:r>
+        <w:rPr>
+          <w:rFonts w:hint="eastAsia"/>
+        </w:rPr>
+        <w:t>受講を認めることがあります。</w:t>
+      </w:r>
+      <w:r>
+        <w:br/>
+      </w:r>
+    </w:p>
+    <w:p>
+      <w:pPr>
+        <w:pStyle w:val="aa"/>
+        <w:numPr>
+          <w:ilvl w:val="0"/>
+          <w:numId w:val="2"/>
+        </w:numPr>
+        <w:rPr>
+          <w:rFonts w:ascii="HG丸ｺﾞｼｯｸM-PRO" w:eastAsia="HG丸ｺﾞｼｯｸM-PRO" w:hAnsi="HG丸ｺﾞｼｯｸM-PRO"/>
+        </w:rPr>
+      </w:pPr>
+      <w:r>
+        <w:rPr>
+          <w:rFonts w:ascii="HG丸ｺﾞｼｯｸM-PRO" w:eastAsia="HG丸ｺﾞｼｯｸM-PRO" w:hAnsi="HG丸ｺﾞｼｯｸM-PRO" w:hint="eastAsia"/>
+        </w:rPr>
+        <w:t>上記以外で履修したことのある言語学（関連）の授業を教えてください</w:t>
+      </w:r>
+      <w:r>
+        <w:rPr>
+          <w:rFonts w:ascii="HG丸ｺﾞｼｯｸM-PRO" w:eastAsia="HG丸ｺﾞｼｯｸM-PRO" w:hAnsi="HG丸ｺﾞｼｯｸM-PRO" w:hint="eastAsia"/>
+        </w:rPr>
+        <w:t>（足りなければ表を増やしてください）。他キャンパスの授業も可。</w:t>
+      </w:r>
+      <w:r>
+        <w:rPr>
+          <w:rFonts w:ascii="HG丸ｺﾞｼｯｸM-PRO" w:eastAsia="HG丸ｺﾞｼｯｸM-PRO" w:hAnsi="HG丸ｺﾞｼｯｸM-PRO"/>
+        </w:rPr>
+        <w:br/>
+      </w:r>
+    </w:p>
+    <w:tbl>
+      <w:tblPr>
+        <w:tblStyle w:val="ab"/>
+        <w:tblW w:w="0" w:type="auto"/>
+        <w:tblInd w:w="420" w:type="dxa"/>
+        <w:tblLook w:val="04A0" w:firstRow="1" w:lastRow="0" w:firstColumn="1" w:lastColumn="0" w:noHBand="0" w:noVBand="1"/>
+      </w:tblPr>
+      <w:tblGrid>
+        <w:gridCol w:w="2014"/>
+        <w:gridCol w:w="2015"/>
+        <w:gridCol w:w="2016"/>
+        <w:gridCol w:w="2029"/>
+      </w:tblGrid>
+      <w:tr>
+        <w:tc>
+          <w:tcPr>
+            <w:tcW w:w="2014" w:type="dxa"/>
+            <w:shd w:val="clear" w:color="auto" w:fill="E8E8E8" w:themeFill="background2"/>
+          </w:tcPr>
+          <w:p>
+            <w:r>
+              <w:rPr>
+                <w:rFonts w:hint="eastAsia"/>
+              </w:rPr>
+              <w:t>授業名</w:t>
+            </w:r>
+          </w:p>
+        </w:tc>
+        <w:tc>
+          <w:tcPr>
+            <w:tcW w:w="2015" w:type="dxa"/>
+            <w:shd w:val="clear" w:color="auto" w:fill="E8E8E8" w:themeFill="background2"/>
+          </w:tcPr>
+          <w:p>
+            <w:r>
+              <w:rPr>
+                <w:rFonts w:hint="eastAsia"/>
+              </w:rPr>
+              <w:t>担当教員</w:t>
+            </w:r>
+          </w:p>
+        </w:tc>
+        <w:tc>
+          <w:tcPr>
+            <w:tcW w:w="2016" w:type="dxa"/>
+            <w:shd w:val="clear" w:color="auto" w:fill="E8E8E8" w:themeFill="background2"/>
+          </w:tcPr>
+          <w:p>
+            <w:r>
+              <w:rPr>
+                <w:rFonts w:hint="eastAsia"/>
+              </w:rPr>
+              <w:t>成績</w:t>
+            </w:r>
+          </w:p>
+        </w:tc>
+        <w:tc>
+          <w:tcPr>
+            <w:tcW w:w="2029" w:type="dxa"/>
+            <w:shd w:val="clear" w:color="auto" w:fill="E8E8E8" w:themeFill="background2"/>
+          </w:tcPr>
+          <w:p>
+            <w:pPr>
+              <w:rPr>
+                <w:rFonts w:hint="eastAsia"/>
+              </w:rPr>
+            </w:pPr>
+            <w:r>
+              <w:rPr>
+                <w:rFonts w:hint="eastAsia"/>
+              </w:rPr>
+              <w:t>年度・学期</w:t>
+            </w:r>
+          </w:p>
+        </w:tc>
+      </w:tr>
+      <w:tr>
+        <w:tc>
+          <w:tcPr>
+            <w:tcW w:w="2014" w:type="dxa"/>
+          </w:tcPr>
+          <w:p>
+            <w:pPr>
+              <w:rPr>
+                <w:rFonts w:hint="eastAsia"/>
+              </w:rPr>
+            </w:pPr>
+          </w:p>
+        </w:tc>
+        <w:tc>
+          <w:tcPr>
+            <w:tcW w:w="2015" w:type="dxa"/>
+          </w:tcPr>
+          <w:p>
+            <w:pPr>
+              <w:rPr>
+                <w:rFonts w:hint="eastAsia"/>
+              </w:rPr>
+            </w:pPr>
+          </w:p>
+        </w:tc>
+        <w:tc>
+          <w:tcPr>
+            <w:tcW w:w="2016" w:type="dxa"/>
+          </w:tcPr>
+          <w:p>
+            <w:pPr>
+              <w:rPr>
+                <w:rFonts w:hint="eastAsia"/>
+              </w:rPr>
+            </w:pPr>
+          </w:p>
+        </w:tc>
+        <w:tc>
+          <w:tcPr>
+            <w:tcW w:w="2029" w:type="dxa"/>
+          </w:tcPr>
+          <w:p>
+            <w:pPr>
+              <w:rPr>
+                <w:rFonts w:hint="eastAsia"/>
+              </w:rPr>
+            </w:pPr>
+          </w:p>
+        </w:tc>
+      </w:tr>
+      <w:tr>
+        <w:tc>
+          <w:tcPr>
+            <w:tcW w:w="2014" w:type="dxa"/>
+          </w:tcPr>
+          <w:p>
+            <w:pPr>
+              <w:rPr>
+                <w:rFonts w:hint="eastAsia"/>
+              </w:rPr>
+            </w:pPr>
+          </w:p>
+        </w:tc>
+        <w:tc>
+          <w:tcPr>
+            <w:tcW w:w="2015" w:type="dxa"/>
+          </w:tcPr>
+          <w:p>
+            <w:pPr>
+              <w:rPr>
+                <w:rFonts w:hint="eastAsia"/>
+              </w:rPr>
+            </w:pPr>
+          </w:p>
+        </w:tc>
+        <w:tc>
+          <w:tcPr>
+            <w:tcW w:w="2016" w:type="dxa"/>
+          </w:tcPr>
+          <w:p>
+            <w:pPr>
+              <w:rPr>
+                <w:rFonts w:hint="eastAsia"/>
+              </w:rPr>
+            </w:pPr>
+          </w:p>
+        </w:tc>
+        <w:tc>
+          <w:tcPr>
+            <w:tcW w:w="2029" w:type="dxa"/>
+          </w:tcPr>
+          <w:p>
+            <w:pPr>
+              <w:rPr>
+                <w:rFonts w:hint="eastAsia"/>
+              </w:rPr>
+            </w:pPr>
+          </w:p>
+        </w:tc>
+      </w:tr>
+      <w:tr>
+        <w:tc>
+          <w:tcPr>
+            <w:tcW w:w="2014" w:type="dxa"/>
+          </w:tcPr>
+          <w:p>
+            <w:pPr>
+              <w:rPr>
+                <w:rFonts w:hint="eastAsia"/>
+              </w:rPr>
+            </w:pPr>
+          </w:p>
+        </w:tc>
+        <w:tc>
+          <w:tcPr>
+            <w:tcW w:w="2015" w:type="dxa"/>
+          </w:tcPr>
+          <w:p>
+            <w:pPr>
+              <w:rPr>
+                <w:rFonts w:hint="eastAsia"/>
+              </w:rPr>
+            </w:pPr>
+          </w:p>
+        </w:tc>
+        <w:tc>
+          <w:tcPr>
+            <w:tcW w:w="2016" w:type="dxa"/>
+          </w:tcPr>
+          <w:p>
+            <w:pPr>
+              <w:rPr>
+                <w:rFonts w:hint="eastAsia"/>
+              </w:rPr>
+            </w:pPr>
+          </w:p>
+        </w:tc>
+        <w:tc>
+          <w:tcPr>
+            <w:tcW w:w="2029" w:type="dxa"/>
+          </w:tcPr>
+          <w:p>
+            <w:pPr>
+              <w:rPr>
+                <w:rFonts w:hint="eastAsia"/>
+              </w:rPr>
+            </w:pPr>
+          </w:p>
+        </w:tc>
+      </w:tr>
+    </w:tbl>
+    <w:p/>
+    <w:p>
+      <w:pPr>
+        <w:widowControl/>
+        <w:rPr>
           <w:bdr w:val="single" w:sz="4" w:space="0" w:color="auto"/>
         </w:rPr>
+      </w:pPr>
+      <w:r>
+        <w:rPr>
+          <w:bdr w:val="single" w:sz="4" w:space="0" w:color="auto"/>
+        </w:rPr>
+        <w:br w:type="page"/>
+      </w:r>
+    </w:p>
+    <w:p>
+      <w:pPr>
+        <w:rPr>
+          <w:rFonts w:ascii="HG丸ｺﾞｼｯｸM-PRO" w:eastAsia="HG丸ｺﾞｼｯｸM-PRO" w:hAnsi="HG丸ｺﾞｼｯｸM-PRO"/>
+          <w:b/>
+        </w:rPr>
+      </w:pPr>
+      <w:r>
+        <w:rPr>
+          <w:rFonts w:ascii="HG丸ｺﾞｼｯｸM-PRO" w:eastAsia="HG丸ｺﾞｼｯｸM-PRO" w:hAnsi="HG丸ｺﾞｼｯｸM-PRO" w:hint="eastAsia"/>
+          <w:b/>
+          <w:bdr w:val="single" w:sz="4" w:space="0" w:color="auto"/>
+        </w:rPr>
+        <w:lastRenderedPageBreak/>
         <w:t xml:space="preserve"> A </w:t>
       </w:r>
       <w:r>
         <w:rPr>
-          <w:rFonts w:hint="eastAsia"/>
+          <w:rFonts w:ascii="HG丸ｺﾞｼｯｸM-PRO" w:eastAsia="HG丸ｺﾞｼｯｸM-PRO" w:hAnsi="HG丸ｺﾞｼｯｸM-PRO" w:hint="eastAsia"/>
+          <w:b/>
         </w:rPr>
         <w:t xml:space="preserve">　</w:t>
       </w:r>
       <w:r>
         <w:rPr>
-          <w:rFonts w:hint="eastAsia"/>
+          <w:rFonts w:ascii="HG丸ｺﾞｼｯｸM-PRO" w:eastAsia="HG丸ｺﾞｼｯｸM-PRO" w:hAnsi="HG丸ｺﾞｼｯｸM-PRO" w:hint="eastAsia"/>
+          <w:b/>
         </w:rPr>
         <w:t>研究会の「やりたいこと」とみなさんの興味との</w:t>
       </w:r>
       <w:r>
         <w:rPr>
-          <w:rFonts w:hint="eastAsia"/>
+          <w:rFonts w:ascii="HG丸ｺﾞｼｯｸM-PRO" w:eastAsia="HG丸ｺﾞｼｯｸM-PRO" w:hAnsi="HG丸ｺﾞｼｯｸM-PRO" w:hint="eastAsia"/>
+          <w:b/>
         </w:rPr>
         <w:t>マッチングを測る質問</w:t>
       </w:r>
@@ -241,7 +808,20 @@
         <w:rPr>
           <w:rFonts w:hint="eastAsia"/>
         </w:rPr>
-        <w:t>今学期は、事象意味論 event semanticsの諸問題を扱います。この枠組みは、「出来事（事象／イベント）」を一種のモノと考え、量化をはじめとするその集合操作から様々な意味論上の特徴を明らかにしていこうとする形式意味論の枠組みです。</w:t>
+        <w:t>今学期は、事象意味論 event semanticsの諸問題を扱います。この枠組みは、「出来事（事象／イベント）」を一種のモノと考え、</w:t>
+      </w:r>
+      <w:r>
+        <w:rPr>
+          <w:rFonts w:ascii="HG丸ｺﾞｼｯｸM-PRO" w:eastAsia="HG丸ｺﾞｼｯｸM-PRO" w:hAnsi="HG丸ｺﾞｼｯｸM-PRO" w:hint="eastAsia"/>
+          <w:u w:val="single"/>
+        </w:rPr>
+        <w:t>量化をはじめとするその集合操作</w:t>
+      </w:r>
+      <w:r>
+        <w:rPr>
+          <w:rFonts w:hint="eastAsia"/>
+        </w:rPr>
+        <w:t>から様々な意味論上の特徴を明らかにしていこうとする形式意味論の枠組みです。</w:t>
       </w:r>
     </w:p>
     <w:p/>
@@ -256,7 +836,7 @@
     <w:p/>
     <w:p>
       <w:pPr>
-        <w:pStyle w:val="a9"/>
+        <w:pStyle w:val="aa"/>
         <w:numPr>
           <w:ilvl w:val="0"/>
           <w:numId w:val="3"/>
@@ -268,7 +848,7 @@
     </w:p>
     <w:p>
       <w:pPr>
-        <w:pStyle w:val="a9"/>
+        <w:pStyle w:val="aa"/>
         <w:numPr>
           <w:ilvl w:val="0"/>
           <w:numId w:val="3"/>
@@ -302,36 +882,95 @@
         <w:rPr>
           <w:rFonts w:hint="eastAsia"/>
         </w:rPr>
-        <w:t>どのような考え方をすれば、(1)から(2)の推論の正しさを保証できるのでしょうか（そして、(2)から(1)への推論の悪さを説明できるのでしょうか）。初回の授業でこの解説をするのですが、みなさんには、その準備として、自分なりの回答を用意してほしいと思います。生成ＡＩなどの力は借りずに、自分の自由な発想で、自らの分析を提案してみてください（「量化をはじめとするその集合操作」という点がおそらくヒントになるはずです）。</w:t>
+        <w:t>どのような考え方をすれば、(1)から(2)の推論の正しさを保証できる</w:t>
+      </w:r>
+      <w:r>
+        <w:rPr>
+          <w:rFonts w:hint="eastAsia"/>
+        </w:rPr>
+        <w:t>か、想像でも構わないので、自分なりの分析を考えてみてください</w:t>
+      </w:r>
+      <w:r>
+        <w:rPr>
+          <w:rFonts w:hint="eastAsia"/>
+        </w:rPr>
+        <w:t>（</w:t>
+      </w:r>
+      <w:r>
+        <w:rPr>
+          <w:rFonts w:hint="eastAsia"/>
+        </w:rPr>
+        <w:t xml:space="preserve"> </w:t>
+      </w:r>
+      <w:r>
+        <w:rPr>
+          <w:rFonts w:hint="eastAsia"/>
+        </w:rPr>
+        <w:t>(2)から(1)への推論の悪さを説明できる</w:t>
+      </w:r>
+      <w:r>
+        <w:rPr>
+          <w:rFonts w:hint="eastAsia"/>
+        </w:rPr>
+        <w:t>ことも重要です</w:t>
+      </w:r>
+      <w:r>
+        <w:rPr>
+          <w:rFonts w:hint="eastAsia"/>
+        </w:rPr>
+        <w:t>）。初回の授業でこの解説を</w:t>
+      </w:r>
+      <w:r>
+        <w:rPr>
+          <w:rFonts w:hint="eastAsia"/>
+        </w:rPr>
+        <w:t>します。</w:t>
+      </w:r>
+      <w:r>
+        <w:rPr>
+          <w:rFonts w:hint="eastAsia"/>
+        </w:rPr>
+        <w:t>生成ＡＩなどの力は借りずに、自分の自由な発想で、自らの分析を提案して</w:t>
+      </w:r>
+      <w:r>
+        <w:rPr>
+          <w:rFonts w:hint="eastAsia"/>
+        </w:rPr>
+        <w:t>ください（初期された回答を導けるかよりも、みなさんの考え方の柔軟さや論理力を測る質問です）</w:t>
+      </w:r>
+      <w:r>
+        <w:rPr>
+          <w:rFonts w:hint="eastAsia"/>
+        </w:rPr>
+        <w:t>。</w:t>
       </w:r>
     </w:p>
     <w:p>
       <w:pPr>
         <w:widowControl/>
       </w:pPr>
-      <w:r>
-        <w:br w:type="page"/>
-      </w:r>
-    </w:p>
-    <w:p>
-      <w:pPr>
-        <w:pStyle w:val="a9"/>
+    </w:p>
+    <w:p>
+      <w:pPr>
+        <w:pStyle w:val="aa"/>
         <w:numPr>
           <w:ilvl w:val="0"/>
           <w:numId w:val="2"/>
         </w:numPr>
-      </w:pPr>
-      <w:r>
-        <w:rPr>
-          <w:rFonts w:hint="eastAsia"/>
-        </w:rPr>
-        <w:lastRenderedPageBreak/>
+        <w:rPr>
+          <w:rFonts w:ascii="HG丸ｺﾞｼｯｸM-PRO" w:eastAsia="HG丸ｺﾞｼｯｸM-PRO" w:hAnsi="HG丸ｺﾞｼｯｸM-PRO"/>
+        </w:rPr>
+      </w:pPr>
+      <w:r>
+        <w:rPr>
+          <w:rFonts w:ascii="HG丸ｺﾞｼｯｸM-PRO" w:eastAsia="HG丸ｺﾞｼｯｸM-PRO" w:hAnsi="HG丸ｺﾞｼｯｸM-PRO" w:hint="eastAsia"/>
+        </w:rPr>
         <w:t>自分なりの分析を書いてください（スペースは適宜調整してください）。</w:t>
       </w:r>
     </w:p>
     <w:tbl>
       <w:tblPr>
-        <w:tblStyle w:val="aa"/>
+        <w:tblStyle w:val="ab"/>
         <w:tblW w:w="0" w:type="auto"/>
         <w:tblInd w:w="420" w:type="dxa"/>
         <w:tblLook w:val="04A0" w:firstRow="1" w:lastRow="0" w:firstColumn="1" w:lastColumn="0" w:noHBand="0" w:noVBand="1"/>
@@ -346,25 +985,91 @@
           </w:tcPr>
           <w:p>
             <w:pPr>
-              <w:pStyle w:val="a9"/>
+              <w:pStyle w:val="aa"/>
               <w:ind w:left="0"/>
             </w:pPr>
           </w:p>
           <w:p>
             <w:pPr>
-              <w:pStyle w:val="a9"/>
+              <w:pStyle w:val="aa"/>
               <w:ind w:left="0"/>
             </w:pPr>
           </w:p>
           <w:p>
             <w:pPr>
-              <w:pStyle w:val="a9"/>
+              <w:pStyle w:val="aa"/>
               <w:ind w:left="0"/>
             </w:pPr>
           </w:p>
           <w:p>
             <w:pPr>
-              <w:pStyle w:val="a9"/>
+              <w:pStyle w:val="aa"/>
+              <w:ind w:left="0"/>
+            </w:pPr>
+          </w:p>
+          <w:p>
+            <w:pPr>
+              <w:pStyle w:val="aa"/>
+              <w:ind w:left="0"/>
+            </w:pPr>
+          </w:p>
+          <w:p>
+            <w:pPr>
+              <w:pStyle w:val="aa"/>
+              <w:ind w:left="0"/>
+              <w:rPr>
+                <w:rFonts w:hint="eastAsia"/>
+              </w:rPr>
+            </w:pPr>
+          </w:p>
+          <w:p>
+            <w:pPr>
+              <w:pStyle w:val="aa"/>
+              <w:ind w:left="0"/>
+            </w:pPr>
+          </w:p>
+          <w:p>
+            <w:pPr>
+              <w:pStyle w:val="aa"/>
+              <w:ind w:left="0"/>
+            </w:pPr>
+          </w:p>
+          <w:p>
+            <w:pPr>
+              <w:pStyle w:val="aa"/>
+              <w:ind w:left="0"/>
+            </w:pPr>
+          </w:p>
+          <w:p>
+            <w:pPr>
+              <w:pStyle w:val="aa"/>
+              <w:ind w:left="0"/>
+            </w:pPr>
+          </w:p>
+          <w:p>
+            <w:pPr>
+              <w:pStyle w:val="aa"/>
+              <w:ind w:left="0"/>
+            </w:pPr>
+          </w:p>
+          <w:p>
+            <w:pPr>
+              <w:pStyle w:val="aa"/>
+              <w:ind w:left="0"/>
+              <w:rPr>
+                <w:rFonts w:hint="eastAsia"/>
+              </w:rPr>
+            </w:pPr>
+          </w:p>
+          <w:p>
+            <w:pPr>
+              <w:pStyle w:val="aa"/>
+              <w:ind w:left="0"/>
+            </w:pPr>
+          </w:p>
+          <w:p>
+            <w:pPr>
+              <w:pStyle w:val="aa"/>
               <w:ind w:left="0"/>
             </w:pPr>
           </w:p>
@@ -372,53 +1077,109 @@
       </w:tr>
     </w:tbl>
     <w:p>
-      <w:r>
-        <w:rPr>
-          <w:rFonts w:hint="eastAsia"/>
+      <w:pPr>
+        <w:widowControl/>
+        <w:rPr>
           <w:bdr w:val="single" w:sz="4" w:space="0" w:color="auto"/>
         </w:rPr>
+      </w:pPr>
+      <w:r>
+        <w:rPr>
+          <w:bdr w:val="single" w:sz="4" w:space="0" w:color="auto"/>
+        </w:rPr>
+        <w:br w:type="page"/>
+      </w:r>
+    </w:p>
+    <w:p>
+      <w:pPr>
+        <w:rPr>
+          <w:rFonts w:ascii="HG丸ｺﾞｼｯｸM-PRO" w:eastAsia="HG丸ｺﾞｼｯｸM-PRO" w:hAnsi="HG丸ｺﾞｼｯｸM-PRO" w:hint="eastAsia"/>
+          <w:b/>
+        </w:rPr>
+      </w:pPr>
+      <w:r>
+        <w:rPr>
+          <w:rFonts w:hint="eastAsia"/>
+          <w:b/>
+          <w:bdr w:val="single" w:sz="4" w:space="0" w:color="auto"/>
+        </w:rPr>
+        <w:lastRenderedPageBreak/>
         <w:t xml:space="preserve"> </w:t>
       </w:r>
       <w:r>
         <w:rPr>
-          <w:rFonts w:hint="eastAsia"/>
+          <w:rFonts w:ascii="HG丸ｺﾞｼｯｸM-PRO" w:eastAsia="HG丸ｺﾞｼｯｸM-PRO" w:hAnsi="HG丸ｺﾞｼｯｸM-PRO" w:hint="eastAsia"/>
+          <w:b/>
           <w:bdr w:val="single" w:sz="4" w:space="0" w:color="auto"/>
         </w:rPr>
-        <w:t>B</w:t>
-      </w:r>
-      <w:r>
-        <w:rPr>
-          <w:rFonts w:hint="eastAsia"/>
-          <w:bdr w:val="single" w:sz="4" w:space="0" w:color="auto"/>
-        </w:rPr>
-        <w:t xml:space="preserve"> </w:t>
-      </w:r>
-      <w:r>
-        <w:rPr>
-          <w:rFonts w:hint="eastAsia"/>
+        <w:t xml:space="preserve">B </w:t>
+      </w:r>
+      <w:r>
+        <w:rPr>
+          <w:rFonts w:ascii="HG丸ｺﾞｼｯｸM-PRO" w:eastAsia="HG丸ｺﾞｼｯｸM-PRO" w:hAnsi="HG丸ｺﾞｼｯｸM-PRO" w:hint="eastAsia"/>
+          <w:b/>
         </w:rPr>
         <w:t xml:space="preserve">　みなさんの「やりたいこと」と研究会のマッチングを測る質問</w:t>
       </w:r>
-    </w:p>
-    <w:p/>
-    <w:p>
-      <w:pPr>
-        <w:pStyle w:val="a9"/>
+      <w:r>
+        <w:rPr>
+          <w:rFonts w:ascii="HG丸ｺﾞｼｯｸM-PRO" w:eastAsia="HG丸ｺﾞｼｯｸM-PRO" w:hAnsi="HG丸ｺﾞｼｯｸM-PRO"/>
+          <w:b/>
+        </w:rPr>
+        <w:br/>
+      </w:r>
+    </w:p>
+    <w:p>
+      <w:pPr>
+        <w:pStyle w:val="aa"/>
         <w:numPr>
           <w:ilvl w:val="0"/>
           <w:numId w:val="2"/>
         </w:numPr>
-      </w:pPr>
-      <w:r>
-        <w:rPr>
-          <w:rFonts w:hint="eastAsia"/>
-        </w:rPr>
-        <w:t>これまで参加してきた研究会をすべて挙げてください。</w:t>
+        <w:rPr>
+          <w:rFonts w:ascii="HG丸ｺﾞｼｯｸM-PRO" w:eastAsia="HG丸ｺﾞｼｯｸM-PRO" w:hAnsi="HG丸ｺﾞｼｯｸM-PRO"/>
+        </w:rPr>
+      </w:pPr>
+      <w:r>
+        <w:rPr>
+          <w:rFonts w:ascii="HG丸ｺﾞｼｯｸM-PRO" w:eastAsia="HG丸ｺﾞｼｯｸM-PRO" w:hAnsi="HG丸ｺﾞｼｯｸM-PRO" w:hint="eastAsia"/>
+        </w:rPr>
+        <w:t>現時点での</w:t>
+      </w:r>
+      <w:r>
+        <w:rPr>
+          <w:rFonts w:ascii="HG丸ｺﾞｼｯｸM-PRO" w:eastAsia="HG丸ｺﾞｼｯｸM-PRO" w:hAnsi="HG丸ｺﾞｼｯｸM-PRO" w:hint="eastAsia"/>
+        </w:rPr>
+        <w:t>キャリアプランを教えてください（例：</w:t>
+      </w:r>
+      <w:r>
+        <w:rPr>
+          <w:rFonts w:ascii="HG丸ｺﾞｼｯｸM-PRO" w:eastAsia="HG丸ｺﾞｼｯｸM-PRO" w:hAnsi="HG丸ｺﾞｼｯｸM-PRO" w:hint="eastAsia"/>
+        </w:rPr>
+        <w:t>将来どのような職業についてい</w:t>
+      </w:r>
+      <w:r>
+        <w:rPr>
+          <w:rFonts w:ascii="HG丸ｺﾞｼｯｸM-PRO" w:eastAsia="HG丸ｺﾞｼｯｸM-PRO" w:hAnsi="HG丸ｺﾞｼｯｸM-PRO" w:hint="eastAsia"/>
+        </w:rPr>
+        <w:t>たいか、大学院に進みたいか、</w:t>
+      </w:r>
+      <w:r>
+        <w:rPr>
+          <w:rFonts w:ascii="HG丸ｺﾞｼｯｸM-PRO" w:eastAsia="HG丸ｺﾞｼｯｸM-PRO" w:hAnsi="HG丸ｺﾞｼｯｸM-PRO" w:hint="eastAsia"/>
+        </w:rPr>
+        <w:t>人生で一番かなえたいこと</w:t>
+      </w:r>
+      <w:r>
+        <w:rPr>
+          <w:rFonts w:ascii="HG丸ｺﾞｼｯｸM-PRO" w:eastAsia="HG丸ｺﾞｼｯｸM-PRO" w:hAnsi="HG丸ｺﾞｼｯｸM-PRO" w:hint="eastAsia"/>
+        </w:rPr>
+        <w:t>など）</w:t>
       </w:r>
     </w:p>
     <w:tbl>
       <w:tblPr>
-        <w:tblStyle w:val="aa"/>
+        <w:tblStyle w:val="ab"/>
         <w:tblW w:w="0" w:type="auto"/>
         <w:tblInd w:w="420" w:type="dxa"/>
         <w:tblLook w:val="04A0" w:firstRow="1" w:lastRow="0" w:firstColumn="1" w:lastColumn="0" w:noHBand="0" w:noVBand="1"/>
@@ -434,33 +1195,50 @@
           <w:p/>
           <w:p/>
           <w:p/>
+          <w:p>
+            <w:pPr>
+              <w:rPr>
+                <w:rFonts w:hint="eastAsia"/>
+              </w:rPr>
+            </w:pPr>
+          </w:p>
         </w:tc>
       </w:tr>
     </w:tbl>
-    <w:p>
-      <w:pPr>
-        <w:pStyle w:val="a9"/>
-        <w:ind w:left="420"/>
-      </w:pPr>
-    </w:p>
-    <w:p>
-      <w:pPr>
-        <w:pStyle w:val="a9"/>
+    <w:p/>
+    <w:p>
+      <w:pPr>
+        <w:pStyle w:val="aa"/>
         <w:numPr>
           <w:ilvl w:val="0"/>
           <w:numId w:val="2"/>
         </w:numPr>
-      </w:pPr>
-      <w:r>
-        <w:rPr>
-          <w:rFonts w:hint="eastAsia"/>
-        </w:rPr>
-        <w:t>この研究会以外に、今学期に入る予定の研究会をすべて教えてください（聴講を含む）。</w:t>
+        <w:rPr>
+          <w:rFonts w:ascii="HG丸ｺﾞｼｯｸM-PRO" w:eastAsia="HG丸ｺﾞｼｯｸM-PRO" w:hAnsi="HG丸ｺﾞｼｯｸM-PRO"/>
+        </w:rPr>
+      </w:pPr>
+      <w:r>
+        <w:rPr>
+          <w:rFonts w:ascii="HG丸ｺﾞｼｯｸM-PRO" w:eastAsia="HG丸ｺﾞｼｯｸM-PRO" w:hAnsi="HG丸ｺﾞｼｯｸM-PRO" w:hint="eastAsia"/>
+        </w:rPr>
+        <w:t>このSFCの環境で、どのようなプロジェクト</w:t>
+      </w:r>
+      <w:r>
+        <w:rPr>
+          <w:rFonts w:ascii="HG丸ｺﾞｼｯｸM-PRO" w:eastAsia="HG丸ｺﾞｼｯｸM-PRO" w:hAnsi="HG丸ｺﾞｼｯｸM-PRO" w:hint="eastAsia"/>
+        </w:rPr>
+        <w:t>（例：卒プロ）</w:t>
+      </w:r>
+      <w:r>
+        <w:rPr>
+          <w:rFonts w:ascii="HG丸ｺﾞｼｯｸM-PRO" w:eastAsia="HG丸ｺﾞｼｯｸM-PRO" w:hAnsi="HG丸ｺﾞｼｯｸM-PRO" w:hint="eastAsia"/>
+        </w:rPr>
+        <w:t>に取り組んでいきたいと考えていますか（あるいは、取り組んでいますか）。</w:t>
       </w:r>
     </w:p>
     <w:tbl>
       <w:tblPr>
-        <w:tblStyle w:val="aa"/>
+        <w:tblStyle w:val="ab"/>
         <w:tblW w:w="0" w:type="auto"/>
         <w:tblInd w:w="420" w:type="dxa"/>
         <w:tblLook w:val="04A0" w:firstRow="1" w:lastRow="0" w:firstColumn="1" w:lastColumn="0" w:noHBand="0" w:noVBand="1"/>
@@ -476,28 +1254,51 @@
           <w:p/>
           <w:p/>
           <w:p/>
+          <w:p/>
+          <w:p>
+            <w:pPr>
+              <w:rPr>
+                <w:rFonts w:hint="eastAsia"/>
+              </w:rPr>
+            </w:pPr>
+          </w:p>
+          <w:p/>
         </w:tc>
       </w:tr>
     </w:tbl>
-    <w:p/>
-    <w:p>
-      <w:pPr>
-        <w:pStyle w:val="a9"/>
+    <w:p>
+      <w:pPr>
+        <w:pStyle w:val="aa"/>
+        <w:ind w:left="420"/>
+      </w:pPr>
+    </w:p>
+    <w:p>
+      <w:pPr>
+        <w:pStyle w:val="aa"/>
         <w:numPr>
           <w:ilvl w:val="0"/>
           <w:numId w:val="2"/>
         </w:numPr>
-      </w:pPr>
-      <w:r>
-        <w:rPr>
-          <w:rFonts w:hint="eastAsia"/>
-        </w:rPr>
-        <w:t>この研究会に期待することは何ですか。具体的に説明してください（A４一枚以内）</w:t>
+        <w:rPr>
+          <w:rFonts w:ascii="HG丸ｺﾞｼｯｸM-PRO" w:eastAsia="HG丸ｺﾞｼｯｸM-PRO" w:hAnsi="HG丸ｺﾞｼｯｸM-PRO"/>
+        </w:rPr>
+      </w:pPr>
+      <w:r>
+        <w:rPr>
+          <w:rFonts w:ascii="HG丸ｺﾞｼｯｸM-PRO" w:eastAsia="HG丸ｺﾞｼｯｸM-PRO" w:hAnsi="HG丸ｺﾞｼｯｸM-PRO" w:hint="eastAsia"/>
+        </w:rPr>
+        <w:t>この</w:t>
+      </w:r>
+      <w:r>
+        <w:rPr>
+          <w:rFonts w:ascii="HG丸ｺﾞｼｯｸM-PRO" w:eastAsia="HG丸ｺﾞｼｯｸM-PRO" w:hAnsi="HG丸ｺﾞｼｯｸM-PRO" w:hint="eastAsia"/>
+        </w:rPr>
+        <w:t>研究会に入ることを志した理由や期待、身につけたい技術は何ですか。具体的に説明してください。</w:t>
       </w:r>
     </w:p>
     <w:tbl>
       <w:tblPr>
-        <w:tblStyle w:val="aa"/>
+        <w:tblStyle w:val="ab"/>
         <w:tblW w:w="0" w:type="auto"/>
         <w:tblInd w:w="420" w:type="dxa"/>
         <w:tblLook w:val="04A0" w:firstRow="1" w:lastRow="0" w:firstColumn="1" w:lastColumn="0" w:noHBand="0" w:noVBand="1"/>
@@ -516,53 +1317,51 @@
           <w:p/>
           <w:p/>
           <w:p/>
-          <w:p/>
-          <w:p/>
-          <w:p/>
-          <w:p/>
-          <w:p/>
-          <w:p/>
-          <w:p/>
-          <w:p/>
-          <w:p/>
-          <w:p/>
-          <w:p/>
-          <w:p/>
-          <w:p/>
-          <w:p/>
-          <w:p/>
-          <w:p/>
-          <w:p/>
-          <w:p/>
-          <w:p/>
-          <w:p/>
         </w:tc>
       </w:tr>
     </w:tbl>
     <w:p>
       <w:pPr>
-        <w:pStyle w:val="a9"/>
+        <w:pStyle w:val="aa"/>
         <w:ind w:left="420"/>
-      </w:pPr>
-    </w:p>
-    <w:p>
-      <w:pPr>
-        <w:pStyle w:val="a9"/>
+        <w:rPr>
+          <w:rFonts w:ascii="HG丸ｺﾞｼｯｸM-PRO" w:eastAsia="HG丸ｺﾞｼｯｸM-PRO" w:hAnsi="HG丸ｺﾞｼｯｸM-PRO" w:hint="eastAsia"/>
+        </w:rPr>
+      </w:pPr>
+    </w:p>
+    <w:p>
+      <w:pPr>
+        <w:pStyle w:val="aa"/>
         <w:numPr>
           <w:ilvl w:val="0"/>
           <w:numId w:val="2"/>
         </w:numPr>
-      </w:pPr>
-      <w:r>
-        <w:rPr>
-          <w:rFonts w:hint="eastAsia"/>
-        </w:rPr>
-        <w:t>卒業プロジェクトをはじめとして、このSFCの環境で、どのようなプロジェクトに取り組んでいきたいと考えていますか（あるいは、取り組んでいますか）。具体的にA４一枚ほどの分量で分かりやすく説明してください。</w:t>
+        <w:rPr>
+          <w:rFonts w:ascii="HG丸ｺﾞｼｯｸM-PRO" w:eastAsia="HG丸ｺﾞｼｯｸM-PRO" w:hAnsi="HG丸ｺﾞｼｯｸM-PRO"/>
+        </w:rPr>
+      </w:pPr>
+      <w:r>
+        <w:rPr>
+          <w:rFonts w:ascii="HG丸ｺﾞｼｯｸM-PRO" w:eastAsia="HG丸ｺﾞｼｯｸM-PRO" w:hAnsi="HG丸ｺﾞｼｯｸM-PRO" w:hint="eastAsia"/>
+        </w:rPr>
+        <w:t>この研究会に、どのくらいの熱量で参加したいと思いますか。</w:t>
+      </w:r>
+      <w:r>
+        <w:rPr>
+          <w:rFonts w:ascii="HG丸ｺﾞｼｯｸM-PRO" w:eastAsia="HG丸ｺﾞｼｯｸM-PRO" w:hAnsi="HG丸ｺﾞｼｯｸM-PRO"/>
+        </w:rPr>
+        <w:br/>
+      </w:r>
+      <w:r>
+        <w:rPr>
+          <w:rFonts w:ascii="HG丸ｺﾞｼｯｸM-PRO" w:eastAsia="HG丸ｺﾞｼｯｸM-PRO" w:hAnsi="HG丸ｺﾞｼｯｸM-PRO" w:hint="eastAsia"/>
+        </w:rPr>
+        <w:t>※例えば、他の研究会に入れなかったのでということであれば、正直に、その旨を書いてほしいですし、また、○○ということをやりたいので、絶対に入りたいということであれば、そのように書いてください。</w:t>
       </w:r>
     </w:p>
     <w:tbl>
       <w:tblPr>
-        <w:tblStyle w:val="aa"/>
+        <w:tblStyle w:val="ab"/>
         <w:tblW w:w="0" w:type="auto"/>
         <w:tblInd w:w="420" w:type="dxa"/>
         <w:tblLook w:val="04A0" w:firstRow="1" w:lastRow="0" w:firstColumn="1" w:lastColumn="0" w:noHBand="0" w:noVBand="1"/>
@@ -580,59 +1379,491 @@
           <w:p/>
           <w:p/>
           <w:p/>
-          <w:p/>
-          <w:p/>
-          <w:p/>
-          <w:p/>
-          <w:p/>
-          <w:p/>
-          <w:p/>
-          <w:p/>
-          <w:p/>
-          <w:p/>
-          <w:p/>
-          <w:p/>
-          <w:p/>
-          <w:p/>
-          <w:p/>
-          <w:p/>
-          <w:p/>
         </w:tc>
       </w:tr>
     </w:tbl>
-    <w:p>
-      <w:pPr>
-        <w:pStyle w:val="a9"/>
-        <w:ind w:left="420"/>
-      </w:pPr>
-    </w:p>
-    <w:p>
-      <w:pPr>
-        <w:pStyle w:val="a9"/>
+    <w:p/>
+    <w:p>
+      <w:pPr>
+        <w:pStyle w:val="aa"/>
         <w:numPr>
           <w:ilvl w:val="0"/>
           <w:numId w:val="2"/>
         </w:numPr>
-      </w:pPr>
-      <w:r>
-        <w:rPr>
-          <w:rFonts w:hint="eastAsia"/>
-        </w:rPr>
-        <w:t>この研究会に、どのくらいの熱量で参加したいと思いますか。</w:t>
-      </w:r>
-      <w:r>
-        <w:br/>
-      </w:r>
-      <w:r>
-        <w:rPr>
-          <w:rFonts w:hint="eastAsia"/>
-        </w:rPr>
-        <w:t>※例えば、他の研究会に入れなかったのでということであれば、正直に、その旨を書いてほしいですし、また、○○ということをやりたいので、絶対に入りたいということであれば、そのように書いてください。</w:t>
+        <w:rPr>
+          <w:rFonts w:ascii="HG丸ｺﾞｼｯｸM-PRO" w:eastAsia="HG丸ｺﾞｼｯｸM-PRO" w:hAnsi="HG丸ｺﾞｼｯｸM-PRO"/>
+        </w:rPr>
+      </w:pPr>
+      <w:r>
+        <w:rPr>
+          <w:rFonts w:ascii="HG丸ｺﾞｼｯｸM-PRO" w:eastAsia="HG丸ｺﾞｼｯｸM-PRO" w:hAnsi="HG丸ｺﾞｼｯｸM-PRO" w:hint="eastAsia"/>
+        </w:rPr>
+        <w:t>これまで参加してきた研究会をすべて挙げてください。</w:t>
       </w:r>
     </w:p>
     <w:tbl>
       <w:tblPr>
-        <w:tblStyle w:val="aa"/>
+        <w:tblStyle w:val="ab"/>
+        <w:tblW w:w="0" w:type="auto"/>
+        <w:tblInd w:w="420" w:type="dxa"/>
+        <w:tblLook w:val="04A0" w:firstRow="1" w:lastRow="0" w:firstColumn="1" w:lastColumn="0" w:noHBand="0" w:noVBand="1"/>
+      </w:tblPr>
+      <w:tblGrid>
+        <w:gridCol w:w="2836"/>
+        <w:gridCol w:w="2268"/>
+        <w:gridCol w:w="1134"/>
+        <w:gridCol w:w="1836"/>
+      </w:tblGrid>
+      <w:tr>
+        <w:tc>
+          <w:tcPr>
+            <w:tcW w:w="2836" w:type="dxa"/>
+            <w:shd w:val="clear" w:color="auto" w:fill="E8E8E8" w:themeFill="background2"/>
+          </w:tcPr>
+          <w:p>
+            <w:r>
+              <w:rPr>
+                <w:rFonts w:hint="eastAsia"/>
+              </w:rPr>
+              <w:t>研究会名称</w:t>
+            </w:r>
+          </w:p>
+        </w:tc>
+        <w:tc>
+          <w:tcPr>
+            <w:tcW w:w="2268" w:type="dxa"/>
+            <w:shd w:val="clear" w:color="auto" w:fill="E8E8E8" w:themeFill="background2"/>
+          </w:tcPr>
+          <w:p>
+            <w:r>
+              <w:rPr>
+                <w:rFonts w:hint="eastAsia"/>
+              </w:rPr>
+              <w:t>担当教員</w:t>
+            </w:r>
+          </w:p>
+        </w:tc>
+        <w:tc>
+          <w:tcPr>
+            <w:tcW w:w="1134" w:type="dxa"/>
+            <w:shd w:val="clear" w:color="auto" w:fill="E8E8E8" w:themeFill="background2"/>
+          </w:tcPr>
+          <w:p>
+            <w:r>
+              <w:rPr>
+                <w:rFonts w:hint="eastAsia"/>
+              </w:rPr>
+              <w:t>成績</w:t>
+            </w:r>
+          </w:p>
+        </w:tc>
+        <w:tc>
+          <w:tcPr>
+            <w:tcW w:w="1836" w:type="dxa"/>
+            <w:shd w:val="clear" w:color="auto" w:fill="E8E8E8" w:themeFill="background2"/>
+          </w:tcPr>
+          <w:p>
+            <w:pPr>
+              <w:rPr>
+                <w:rFonts w:hint="eastAsia"/>
+              </w:rPr>
+            </w:pPr>
+            <w:r>
+              <w:rPr>
+                <w:rFonts w:hint="eastAsia"/>
+              </w:rPr>
+              <w:t>年度・学期</w:t>
+            </w:r>
+          </w:p>
+        </w:tc>
+      </w:tr>
+      <w:tr>
+        <w:tc>
+          <w:tcPr>
+            <w:tcW w:w="2836" w:type="dxa"/>
+          </w:tcPr>
+          <w:p>
+            <w:pPr>
+              <w:rPr>
+                <w:rFonts w:hint="eastAsia"/>
+              </w:rPr>
+            </w:pPr>
+          </w:p>
+        </w:tc>
+        <w:tc>
+          <w:tcPr>
+            <w:tcW w:w="2268" w:type="dxa"/>
+          </w:tcPr>
+          <w:p>
+            <w:pPr>
+              <w:rPr>
+                <w:rFonts w:hint="eastAsia"/>
+              </w:rPr>
+            </w:pPr>
+          </w:p>
+        </w:tc>
+        <w:tc>
+          <w:tcPr>
+            <w:tcW w:w="1134" w:type="dxa"/>
+          </w:tcPr>
+          <w:p>
+            <w:pPr>
+              <w:rPr>
+                <w:rFonts w:hint="eastAsia"/>
+              </w:rPr>
+            </w:pPr>
+          </w:p>
+        </w:tc>
+        <w:tc>
+          <w:tcPr>
+            <w:tcW w:w="1836" w:type="dxa"/>
+          </w:tcPr>
+          <w:p>
+            <w:pPr>
+              <w:rPr>
+                <w:rFonts w:hint="eastAsia"/>
+              </w:rPr>
+            </w:pPr>
+          </w:p>
+        </w:tc>
+      </w:tr>
+      <w:tr>
+        <w:tc>
+          <w:tcPr>
+            <w:tcW w:w="2836" w:type="dxa"/>
+          </w:tcPr>
+          <w:p>
+            <w:pPr>
+              <w:rPr>
+                <w:rFonts w:hint="eastAsia"/>
+              </w:rPr>
+            </w:pPr>
+          </w:p>
+        </w:tc>
+        <w:tc>
+          <w:tcPr>
+            <w:tcW w:w="2268" w:type="dxa"/>
+          </w:tcPr>
+          <w:p>
+            <w:pPr>
+              <w:rPr>
+                <w:rFonts w:hint="eastAsia"/>
+              </w:rPr>
+            </w:pPr>
+          </w:p>
+        </w:tc>
+        <w:tc>
+          <w:tcPr>
+            <w:tcW w:w="1134" w:type="dxa"/>
+          </w:tcPr>
+          <w:p>
+            <w:pPr>
+              <w:rPr>
+                <w:rFonts w:hint="eastAsia"/>
+              </w:rPr>
+            </w:pPr>
+          </w:p>
+        </w:tc>
+        <w:tc>
+          <w:tcPr>
+            <w:tcW w:w="1836" w:type="dxa"/>
+          </w:tcPr>
+          <w:p>
+            <w:pPr>
+              <w:rPr>
+                <w:rFonts w:hint="eastAsia"/>
+              </w:rPr>
+            </w:pPr>
+          </w:p>
+        </w:tc>
+      </w:tr>
+      <w:tr>
+        <w:tc>
+          <w:tcPr>
+            <w:tcW w:w="2836" w:type="dxa"/>
+          </w:tcPr>
+          <w:p>
+            <w:pPr>
+              <w:rPr>
+                <w:rFonts w:hint="eastAsia"/>
+              </w:rPr>
+            </w:pPr>
+          </w:p>
+        </w:tc>
+        <w:tc>
+          <w:tcPr>
+            <w:tcW w:w="2268" w:type="dxa"/>
+          </w:tcPr>
+          <w:p>
+            <w:pPr>
+              <w:rPr>
+                <w:rFonts w:hint="eastAsia"/>
+              </w:rPr>
+            </w:pPr>
+          </w:p>
+        </w:tc>
+        <w:tc>
+          <w:tcPr>
+            <w:tcW w:w="1134" w:type="dxa"/>
+          </w:tcPr>
+          <w:p>
+            <w:pPr>
+              <w:rPr>
+                <w:rFonts w:hint="eastAsia"/>
+              </w:rPr>
+            </w:pPr>
+          </w:p>
+        </w:tc>
+        <w:tc>
+          <w:tcPr>
+            <w:tcW w:w="1836" w:type="dxa"/>
+          </w:tcPr>
+          <w:p>
+            <w:pPr>
+              <w:rPr>
+                <w:rFonts w:hint="eastAsia"/>
+              </w:rPr>
+            </w:pPr>
+          </w:p>
+        </w:tc>
+      </w:tr>
+    </w:tbl>
+    <w:p>
+      <w:pPr>
+        <w:pStyle w:val="aa"/>
+        <w:ind w:left="420"/>
+        <w:rPr>
+          <w:rFonts w:ascii="HG丸ｺﾞｼｯｸM-PRO" w:eastAsia="HG丸ｺﾞｼｯｸM-PRO" w:hAnsi="HG丸ｺﾞｼｯｸM-PRO"/>
+        </w:rPr>
+      </w:pPr>
+    </w:p>
+    <w:p>
+      <w:pPr>
+        <w:pStyle w:val="aa"/>
+        <w:numPr>
+          <w:ilvl w:val="0"/>
+          <w:numId w:val="2"/>
+        </w:numPr>
+        <w:rPr>
+          <w:rFonts w:ascii="HG丸ｺﾞｼｯｸM-PRO" w:eastAsia="HG丸ｺﾞｼｯｸM-PRO" w:hAnsi="HG丸ｺﾞｼｯｸM-PRO"/>
+        </w:rPr>
+      </w:pPr>
+      <w:r>
+        <w:rPr>
+          <w:rFonts w:ascii="HG丸ｺﾞｼｯｸM-PRO" w:eastAsia="HG丸ｺﾞｼｯｸM-PRO" w:hAnsi="HG丸ｺﾞｼｯｸM-PRO" w:hint="eastAsia"/>
+        </w:rPr>
+        <w:t>この研究会以外に、今学期に入る予定の研究会をすべて教えてください（聴講を含む）。</w:t>
+      </w:r>
+      <w:r>
+        <w:rPr>
+          <w:rFonts w:ascii="HG丸ｺﾞｼｯｸM-PRO" w:eastAsia="HG丸ｺﾞｼｯｸM-PRO" w:hAnsi="HG丸ｺﾞｼｯｸM-PRO"/>
+        </w:rPr>
+        <w:br/>
+      </w:r>
+    </w:p>
+    <w:tbl>
+      <w:tblPr>
+        <w:tblStyle w:val="ab"/>
+        <w:tblW w:w="8080" w:type="dxa"/>
+        <w:tblInd w:w="420" w:type="dxa"/>
+        <w:tblLook w:val="04A0" w:firstRow="1" w:lastRow="0" w:firstColumn="1" w:lastColumn="0" w:noHBand="0" w:noVBand="1"/>
+      </w:tblPr>
+      <w:tblGrid>
+        <w:gridCol w:w="4962"/>
+        <w:gridCol w:w="3118"/>
+      </w:tblGrid>
+      <w:tr>
+        <w:tc>
+          <w:tcPr>
+            <w:tcW w:w="4962" w:type="dxa"/>
+            <w:shd w:val="clear" w:color="auto" w:fill="E8E8E8" w:themeFill="background2"/>
+          </w:tcPr>
+          <w:p>
+            <w:r>
+              <w:rPr>
+                <w:rFonts w:hint="eastAsia"/>
+              </w:rPr>
+              <w:t>授業名</w:t>
+            </w:r>
+          </w:p>
+        </w:tc>
+        <w:tc>
+          <w:tcPr>
+            <w:tcW w:w="3118" w:type="dxa"/>
+            <w:shd w:val="clear" w:color="auto" w:fill="E8E8E8" w:themeFill="background2"/>
+          </w:tcPr>
+          <w:p>
+            <w:r>
+              <w:rPr>
+                <w:rFonts w:hint="eastAsia"/>
+              </w:rPr>
+              <w:t>担当教員</w:t>
+            </w:r>
+          </w:p>
+        </w:tc>
+      </w:tr>
+      <w:tr>
+        <w:tc>
+          <w:tcPr>
+            <w:tcW w:w="4962" w:type="dxa"/>
+          </w:tcPr>
+          <w:p>
+            <w:pPr>
+              <w:rPr>
+                <w:rFonts w:hint="eastAsia"/>
+              </w:rPr>
+            </w:pPr>
+          </w:p>
+        </w:tc>
+        <w:tc>
+          <w:tcPr>
+            <w:tcW w:w="3118" w:type="dxa"/>
+          </w:tcPr>
+          <w:p>
+            <w:pPr>
+              <w:rPr>
+                <w:rFonts w:hint="eastAsia"/>
+              </w:rPr>
+            </w:pPr>
+          </w:p>
+        </w:tc>
+      </w:tr>
+      <w:tr>
+        <w:tc>
+          <w:tcPr>
+            <w:tcW w:w="4962" w:type="dxa"/>
+          </w:tcPr>
+          <w:p>
+            <w:pPr>
+              <w:rPr>
+                <w:rFonts w:hint="eastAsia"/>
+              </w:rPr>
+            </w:pPr>
+          </w:p>
+        </w:tc>
+        <w:tc>
+          <w:tcPr>
+            <w:tcW w:w="3118" w:type="dxa"/>
+          </w:tcPr>
+          <w:p>
+            <w:pPr>
+              <w:rPr>
+                <w:rFonts w:hint="eastAsia"/>
+              </w:rPr>
+            </w:pPr>
+          </w:p>
+        </w:tc>
+      </w:tr>
+      <w:tr>
+        <w:tc>
+          <w:tcPr>
+            <w:tcW w:w="4962" w:type="dxa"/>
+          </w:tcPr>
+          <w:p>
+            <w:pPr>
+              <w:rPr>
+                <w:rFonts w:hint="eastAsia"/>
+              </w:rPr>
+            </w:pPr>
+          </w:p>
+        </w:tc>
+        <w:tc>
+          <w:tcPr>
+            <w:tcW w:w="3118" w:type="dxa"/>
+          </w:tcPr>
+          <w:p>
+            <w:pPr>
+              <w:rPr>
+                <w:rFonts w:hint="eastAsia"/>
+              </w:rPr>
+            </w:pPr>
+          </w:p>
+        </w:tc>
+      </w:tr>
+    </w:tbl>
+    <w:p/>
+    <w:p>
+      <w:pPr>
+        <w:rPr>
+          <w:rFonts w:ascii="HG丸ｺﾞｼｯｸM-PRO" w:eastAsia="HG丸ｺﾞｼｯｸM-PRO" w:hAnsi="HG丸ｺﾞｼｯｸM-PRO"/>
+          <w:b/>
+        </w:rPr>
+      </w:pPr>
+      <w:r>
+        <w:rPr>
+          <w:rFonts w:ascii="HG丸ｺﾞｼｯｸM-PRO" w:eastAsia="HG丸ｺﾞｼｯｸM-PRO" w:hAnsi="HG丸ｺﾞｼｯｸM-PRO" w:hint="eastAsia"/>
+          <w:b/>
+          <w:bdr w:val="single" w:sz="4" w:space="0" w:color="auto"/>
+        </w:rPr>
+        <w:t xml:space="preserve"> </w:t>
+      </w:r>
+      <w:r>
+        <w:rPr>
+          <w:rFonts w:ascii="HG丸ｺﾞｼｯｸM-PRO" w:eastAsia="HG丸ｺﾞｼｯｸM-PRO" w:hAnsi="HG丸ｺﾞｼｯｸM-PRO" w:hint="eastAsia"/>
+          <w:b/>
+          <w:bdr w:val="single" w:sz="4" w:space="0" w:color="auto"/>
+        </w:rPr>
+        <w:t>C</w:t>
+      </w:r>
+      <w:r>
+        <w:rPr>
+          <w:rFonts w:ascii="HG丸ｺﾞｼｯｸM-PRO" w:eastAsia="HG丸ｺﾞｼｯｸM-PRO" w:hAnsi="HG丸ｺﾞｼｯｸM-PRO" w:hint="eastAsia"/>
+          <w:b/>
+          <w:bdr w:val="single" w:sz="4" w:space="0" w:color="auto"/>
+        </w:rPr>
+        <w:t xml:space="preserve"> </w:t>
+      </w:r>
+      <w:r>
+        <w:rPr>
+          <w:rFonts w:ascii="HG丸ｺﾞｼｯｸM-PRO" w:eastAsia="HG丸ｺﾞｼｯｸM-PRO" w:hAnsi="HG丸ｺﾞｼｯｸM-PRO" w:hint="eastAsia"/>
+          <w:b/>
+        </w:rPr>
+        <w:t xml:space="preserve">　</w:t>
+      </w:r>
+      <w:r>
+        <w:rPr>
+          <w:rFonts w:ascii="HG丸ｺﾞｼｯｸM-PRO" w:eastAsia="HG丸ｺﾞｼｯｸM-PRO" w:hAnsi="HG丸ｺﾞｼｯｸM-PRO" w:hint="eastAsia"/>
+          <w:b/>
+        </w:rPr>
+        <w:t>研究会の運営方針とのマッチングを測る質問</w:t>
+      </w:r>
+    </w:p>
+    <w:p/>
+    <w:p>
+      <w:pPr>
+        <w:pStyle w:val="aa"/>
+        <w:numPr>
+          <w:ilvl w:val="0"/>
+          <w:numId w:val="2"/>
+        </w:numPr>
+        <w:rPr>
+          <w:rFonts w:ascii="HG丸ｺﾞｼｯｸM-PRO" w:eastAsia="HG丸ｺﾞｼｯｸM-PRO" w:hAnsi="HG丸ｺﾞｼｯｸM-PRO"/>
+        </w:rPr>
+      </w:pPr>
+      <w:r>
+        <w:rPr>
+          <w:rFonts w:ascii="HG丸ｺﾞｼｯｸM-PRO" w:eastAsia="HG丸ｺﾞｼｯｸM-PRO" w:hAnsi="HG丸ｺﾞｼｯｸM-PRO" w:hint="eastAsia"/>
+        </w:rPr>
+        <w:t>この研究会では、グループを組んで、授業の予習として、論文について話し合ったり、共通のプロジェクトなどに取り組んでいただきます。そのような</w:t>
+      </w:r>
+      <w:r>
+        <w:rPr>
+          <w:rFonts w:ascii="HG丸ｺﾞｼｯｸM-PRO" w:eastAsia="HG丸ｺﾞｼｯｸM-PRO" w:hAnsi="HG丸ｺﾞｼｯｸM-PRO" w:hint="eastAsia"/>
+          <w:b/>
+          <w:bCs/>
+        </w:rPr>
+        <w:t>グループワーク</w:t>
+      </w:r>
+      <w:r>
+        <w:rPr>
+          <w:rFonts w:ascii="HG丸ｺﾞｼｯｸM-PRO" w:eastAsia="HG丸ｺﾞｼｯｸM-PRO" w:hAnsi="HG丸ｺﾞｼｯｸM-PRO" w:hint="eastAsia"/>
+        </w:rPr>
+        <w:t>などに抵抗感などはありますか。</w:t>
+      </w:r>
+    </w:p>
+    <w:tbl>
+      <w:tblPr>
+        <w:tblStyle w:val="ab"/>
         <w:tblW w:w="0" w:type="auto"/>
         <w:tblInd w:w="420" w:type="dxa"/>
         <w:tblLook w:val="04A0" w:firstRow="1" w:lastRow="0" w:firstColumn="1" w:lastColumn="0" w:noHBand="0" w:noVBand="1"/>
@@ -649,100 +1880,76 @@
           <w:p/>
           <w:p/>
           <w:p/>
-          <w:p/>
         </w:tc>
       </w:tr>
     </w:tbl>
     <w:p>
       <w:pPr>
-        <w:widowControl/>
-        <w:rPr>
-          <w:bdr w:val="single" w:sz="4" w:space="0" w:color="auto"/>
-        </w:rPr>
-      </w:pPr>
-    </w:p>
-    <w:p>
-      <w:r>
-        <w:rPr>
-          <w:rFonts w:hint="eastAsia"/>
-          <w:bdr w:val="single" w:sz="4" w:space="0" w:color="auto"/>
-        </w:rPr>
-        <w:t xml:space="preserve"> </w:t>
-      </w:r>
-      <w:r>
-        <w:rPr>
-          <w:rFonts w:hint="eastAsia"/>
-          <w:bdr w:val="single" w:sz="4" w:space="0" w:color="auto"/>
-        </w:rPr>
-        <w:t>C</w:t>
-      </w:r>
-      <w:r>
-        <w:rPr>
-          <w:rFonts w:hint="eastAsia"/>
-          <w:bdr w:val="single" w:sz="4" w:space="0" w:color="auto"/>
-        </w:rPr>
-        <w:t xml:space="preserve"> </w:t>
-      </w:r>
-      <w:r>
-        <w:rPr>
-          <w:rFonts w:hint="eastAsia"/>
-        </w:rPr>
-        <w:t xml:space="preserve">　</w:t>
-      </w:r>
-      <w:r>
-        <w:rPr>
-          <w:rFonts w:hint="eastAsia"/>
-        </w:rPr>
-        <w:t>研究会の運営方針とのマッチングを測る質問</w:t>
-      </w:r>
-    </w:p>
-    <w:p/>
-    <w:p>
-      <w:pPr>
-        <w:pStyle w:val="a9"/>
+        <w:tabs>
+          <w:tab w:val="left" w:pos="1080"/>
+        </w:tabs>
+      </w:pPr>
+      <w:r>
+        <w:tab/>
+      </w:r>
+    </w:p>
+    <w:p>
+      <w:pPr>
+        <w:pStyle w:val="aa"/>
         <w:numPr>
           <w:ilvl w:val="0"/>
           <w:numId w:val="2"/>
         </w:numPr>
-      </w:pPr>
-      <w:r>
-        <w:rPr>
-          <w:rFonts w:hint="eastAsia"/>
-        </w:rPr>
-        <w:t>この研究会では、グループを組んで、授業の予習として、論文について</w:t>
-      </w:r>
-      <w:proofErr w:type="gramStart"/>
-      <w:r>
-        <w:rPr>
-          <w:rFonts w:hint="eastAsia"/>
-        </w:rPr>
-        <w:t>話し合ったり</w:t>
-      </w:r>
-      <w:proofErr w:type="gramEnd"/>
-      <w:r>
-        <w:rPr>
-          <w:rFonts w:hint="eastAsia"/>
-        </w:rPr>
-        <w:t>、共通のプロジェクトなどに取り組んでいただきます。そのような</w:t>
-      </w:r>
-      <w:r>
-        <w:rPr>
-          <w:rFonts w:ascii="HG丸ｺﾞｼｯｸM-PRO" w:eastAsia="HG丸ｺﾞｼｯｸM-PRO" w:hAnsi="HG丸ｺﾞｼｯｸM-PRO" w:hint="eastAsia"/>
-          <w:b/>
-          <w:bCs/>
-        </w:rPr>
-        <w:t>グループワーク</w:t>
-      </w:r>
-      <w:r>
-        <w:rPr>
-          <w:rFonts w:hint="eastAsia"/>
-        </w:rPr>
-        <w:t>などに抵抗感などはありますか。</w:t>
+        <w:rPr>
+          <w:rFonts w:ascii="HG丸ｺﾞｼｯｸM-PRO" w:eastAsia="HG丸ｺﾞｼｯｸM-PRO" w:hAnsi="HG丸ｺﾞｼｯｸM-PRO"/>
+        </w:rPr>
+      </w:pPr>
+      <w:r>
+        <w:rPr>
+          <w:rFonts w:ascii="HG丸ｺﾞｼｯｸM-PRO" w:eastAsia="HG丸ｺﾞｼｯｸM-PRO" w:hAnsi="HG丸ｺﾞｼｯｸM-PRO" w:hint="eastAsia"/>
+        </w:rPr>
+        <w:t>本研究会では、</w:t>
+      </w:r>
+      <w:r>
+        <w:rPr>
+          <w:rFonts w:ascii="HG丸ｺﾞｼｯｸM-PRO" w:eastAsia="HG丸ｺﾞｼｯｸM-PRO" w:hAnsi="HG丸ｺﾞｼｯｸM-PRO"/>
+        </w:rPr>
+        <w:t>様々な背景の学生が話しやすく、気持ちよく過ごせる心理的安全性が確保された場を作ることを最優先にし、次のような行為が繰り返し見られた場合、過去の履修者でも、継続履修を</w:t>
+      </w:r>
+      <w:r>
+        <w:rPr>
+          <w:rFonts w:ascii="HG丸ｺﾞｼｯｸM-PRO" w:eastAsia="HG丸ｺﾞｼｯｸM-PRO" w:hAnsi="HG丸ｺﾞｼｯｸM-PRO" w:hint="eastAsia"/>
+        </w:rPr>
+        <w:t>お断りすることがあります。</w:t>
+      </w:r>
+      <w:r>
+        <w:rPr>
+          <w:rFonts w:ascii="HG丸ｺﾞｼｯｸM-PRO" w:eastAsia="HG丸ｺﾞｼｯｸM-PRO" w:hAnsi="HG丸ｺﾞｼｯｸM-PRO" w:hint="eastAsia"/>
+        </w:rPr>
+        <w:t>この点について、</w:t>
+      </w:r>
+      <w:r>
+        <w:rPr>
+          <w:rFonts w:ascii="HG丸ｺﾞｼｯｸM-PRO" w:eastAsia="HG丸ｺﾞｼｯｸM-PRO" w:hAnsi="HG丸ｺﾞｼｯｸM-PRO" w:hint="eastAsia"/>
+        </w:rPr>
+        <w:t>ご同意いただけますか（該当しない方を削除してください）</w:t>
+      </w:r>
+      <w:r>
+        <w:rPr>
+          <w:rFonts w:ascii="HG丸ｺﾞｼｯｸM-PRO" w:eastAsia="HG丸ｺﾞｼｯｸM-PRO" w:hAnsi="HG丸ｺﾞｼｯｸM-PRO" w:hint="eastAsia"/>
+        </w:rPr>
+        <w:t>。</w:t>
+      </w:r>
+      <w:r>
+        <w:rPr>
+          <w:rFonts w:ascii="HG丸ｺﾞｼｯｸM-PRO" w:eastAsia="HG丸ｺﾞｼｯｸM-PRO" w:hAnsi="HG丸ｺﾞｼｯｸM-PRO"/>
+        </w:rPr>
+        <w:br/>
       </w:r>
     </w:p>
     <w:tbl>
       <w:tblPr>
-        <w:tblStyle w:val="aa"/>
+        <w:tblStyle w:val="ab"/>
         <w:tblW w:w="0" w:type="auto"/>
         <w:tblInd w:w="420" w:type="dxa"/>
         <w:tblLook w:val="04A0" w:firstRow="1" w:lastRow="0" w:firstColumn="1" w:lastColumn="0" w:noHBand="0" w:noVBand="1"/>
@@ -755,25 +1962,256 @@
           <w:tcPr>
             <w:tcW w:w="8494" w:type="dxa"/>
           </w:tcPr>
-          <w:p/>
-          <w:p/>
-          <w:p/>
-          <w:p/>
+          <w:p>
+            <w:pPr>
+              <w:jc w:val="center"/>
+            </w:pPr>
+          </w:p>
+          <w:p>
+            <w:pPr>
+              <w:jc w:val="center"/>
+            </w:pPr>
+            <w:r>
+              <w:rPr>
+                <w:rFonts w:hint="eastAsia"/>
+              </w:rPr>
+              <w:t>同意する・同意しかねる</w:t>
+            </w:r>
+          </w:p>
+          <w:p>
+            <w:pPr>
+              <w:jc w:val="center"/>
+              <w:rPr>
+                <w:rFonts w:hint="eastAsia"/>
+              </w:rPr>
+            </w:pPr>
+          </w:p>
         </w:tc>
       </w:tr>
     </w:tbl>
     <w:p/>
     <w:p>
       <w:pPr>
-        <w:pStyle w:val="a9"/>
+        <w:rPr>
+          <w:rFonts w:ascii="HG丸ｺﾞｼｯｸM-PRO" w:eastAsia="HG丸ｺﾞｼｯｸM-PRO" w:hAnsi="HG丸ｺﾞｼｯｸM-PRO"/>
+        </w:rPr>
+      </w:pPr>
+    </w:p>
+    <w:p>
+      <w:pPr>
+        <w:numPr>
+          <w:ilvl w:val="0"/>
+          <w:numId w:val="6"/>
+        </w:numPr>
+        <w:rPr>
+          <w:rFonts w:ascii="HG丸ｺﾞｼｯｸM-PRO" w:eastAsia="HG丸ｺﾞｼｯｸM-PRO" w:hAnsi="HG丸ｺﾞｼｯｸM-PRO"/>
+        </w:rPr>
+      </w:pPr>
+      <w:r>
+        <w:rPr>
+          <w:rFonts w:ascii="HG丸ｺﾞｼｯｸM-PRO" w:eastAsia="HG丸ｺﾞｼｯｸM-PRO" w:hAnsi="HG丸ｺﾞｼｯｸM-PRO"/>
+        </w:rPr>
+        <w:t>他者（他の履修者／教員）の</w:t>
+      </w:r>
+      <w:r>
+        <w:rPr>
+          <w:rFonts w:ascii="HG丸ｺﾞｼｯｸM-PRO" w:eastAsia="HG丸ｺﾞｼｯｸM-PRO" w:hAnsi="HG丸ｺﾞｼｯｸM-PRO"/>
+          <w:b/>
+          <w:bCs/>
+        </w:rPr>
+        <w:t>悪口</w:t>
+      </w:r>
+      <w:r>
+        <w:rPr>
+          <w:rFonts w:ascii="HG丸ｺﾞｼｯｸM-PRO" w:eastAsia="HG丸ｺﾞｼｯｸM-PRO" w:hAnsi="HG丸ｺﾞｼｯｸM-PRO"/>
+        </w:rPr>
+        <w:t>を言う</w:t>
+      </w:r>
+    </w:p>
+    <w:p>
+      <w:pPr>
+        <w:numPr>
+          <w:ilvl w:val="0"/>
+          <w:numId w:val="6"/>
+        </w:numPr>
+        <w:rPr>
+          <w:rFonts w:ascii="HG丸ｺﾞｼｯｸM-PRO" w:eastAsia="HG丸ｺﾞｼｯｸM-PRO" w:hAnsi="HG丸ｺﾞｼｯｸM-PRO"/>
+        </w:rPr>
+      </w:pPr>
+      <w:r>
+        <w:rPr>
+          <w:rFonts w:ascii="HG丸ｺﾞｼｯｸM-PRO" w:eastAsia="HG丸ｺﾞｼｯｸM-PRO" w:hAnsi="HG丸ｺﾞｼｯｸM-PRO"/>
+        </w:rPr>
+        <w:lastRenderedPageBreak/>
+        <w:t>他者を</w:t>
+      </w:r>
+      <w:r>
+        <w:rPr>
+          <w:rFonts w:ascii="HG丸ｺﾞｼｯｸM-PRO" w:eastAsia="HG丸ｺﾞｼｯｸM-PRO" w:hAnsi="HG丸ｺﾞｼｯｸM-PRO"/>
+          <w:b/>
+          <w:bCs/>
+        </w:rPr>
+        <w:t>馬鹿にする・侮辱する</w:t>
+      </w:r>
+    </w:p>
+    <w:p>
+      <w:pPr>
+        <w:numPr>
+          <w:ilvl w:val="0"/>
+          <w:numId w:val="6"/>
+        </w:numPr>
+        <w:rPr>
+          <w:rFonts w:ascii="HG丸ｺﾞｼｯｸM-PRO" w:eastAsia="HG丸ｺﾞｼｯｸM-PRO" w:hAnsi="HG丸ｺﾞｼｯｸM-PRO"/>
+        </w:rPr>
+      </w:pPr>
+      <w:r>
+        <w:rPr>
+          <w:rFonts w:ascii="HG丸ｺﾞｼｯｸM-PRO" w:eastAsia="HG丸ｺﾞｼｯｸM-PRO" w:hAnsi="HG丸ｺﾞｼｯｸM-PRO"/>
+        </w:rPr>
+        <w:t>威圧的な言葉、にらみつけるなど、言語的／非言語的なメッセージによる</w:t>
+      </w:r>
+      <w:r>
+        <w:rPr>
+          <w:rFonts w:ascii="HG丸ｺﾞｼｯｸM-PRO" w:eastAsia="HG丸ｺﾞｼｯｸM-PRO" w:hAnsi="HG丸ｺﾞｼｯｸM-PRO"/>
+          <w:b/>
+          <w:bCs/>
+        </w:rPr>
+        <w:t>他者へのおどし</w:t>
+      </w:r>
+    </w:p>
+    <w:p>
+      <w:pPr>
+        <w:numPr>
+          <w:ilvl w:val="0"/>
+          <w:numId w:val="6"/>
+        </w:numPr>
+        <w:rPr>
+          <w:rFonts w:ascii="HG丸ｺﾞｼｯｸM-PRO" w:eastAsia="HG丸ｺﾞｼｯｸM-PRO" w:hAnsi="HG丸ｺﾞｼｯｸM-PRO"/>
+        </w:rPr>
+      </w:pPr>
+      <w:r>
+        <w:rPr>
+          <w:rFonts w:ascii="HG丸ｺﾞｼｯｸM-PRO" w:eastAsia="HG丸ｺﾞｼｯｸM-PRO" w:hAnsi="HG丸ｺﾞｼｯｸM-PRO"/>
+          <w:b/>
+          <w:bCs/>
+        </w:rPr>
+        <w:t>嫌いなタスクは放棄</w:t>
+      </w:r>
+      <w:r>
+        <w:rPr>
+          <w:rFonts w:ascii="HG丸ｺﾞｼｯｸM-PRO" w:eastAsia="HG丸ｺﾞｼｯｸM-PRO" w:hAnsi="HG丸ｺﾞｼｯｸM-PRO"/>
+        </w:rPr>
+        <w:t>して、最後まで取り組もうとしない</w:t>
+      </w:r>
+    </w:p>
+    <w:p>
+      <w:pPr>
+        <w:numPr>
+          <w:ilvl w:val="0"/>
+          <w:numId w:val="6"/>
+        </w:numPr>
+        <w:rPr>
+          <w:rFonts w:ascii="HG丸ｺﾞｼｯｸM-PRO" w:eastAsia="HG丸ｺﾞｼｯｸM-PRO" w:hAnsi="HG丸ｺﾞｼｯｸM-PRO"/>
+        </w:rPr>
+      </w:pPr>
+      <w:r>
+        <w:rPr>
+          <w:rFonts w:ascii="HG丸ｺﾞｼｯｸM-PRO" w:eastAsia="HG丸ｺﾞｼｯｸM-PRO" w:hAnsi="HG丸ｺﾞｼｯｸM-PRO"/>
+        </w:rPr>
+        <w:t>他者をさげすんだり馬鹿にして</w:t>
+      </w:r>
+      <w:r>
+        <w:rPr>
+          <w:rFonts w:ascii="HG丸ｺﾞｼｯｸM-PRO" w:eastAsia="HG丸ｺﾞｼｯｸM-PRO" w:hAnsi="HG丸ｺﾞｼｯｸM-PRO"/>
+          <w:b/>
+          <w:bCs/>
+        </w:rPr>
+        <w:t>対話を拒否</w:t>
+      </w:r>
+      <w:r>
+        <w:rPr>
+          <w:rFonts w:ascii="HG丸ｺﾞｼｯｸM-PRO" w:eastAsia="HG丸ｺﾞｼｯｸM-PRO" w:hAnsi="HG丸ｺﾞｼｯｸM-PRO"/>
+        </w:rPr>
+        <w:t>する</w:t>
+      </w:r>
+    </w:p>
+    <w:p>
+      <w:pPr>
+        <w:numPr>
+          <w:ilvl w:val="0"/>
+          <w:numId w:val="6"/>
+        </w:numPr>
+        <w:rPr>
+          <w:rFonts w:ascii="HG丸ｺﾞｼｯｸM-PRO" w:eastAsia="HG丸ｺﾞｼｯｸM-PRO" w:hAnsi="HG丸ｺﾞｼｯｸM-PRO"/>
+        </w:rPr>
+      </w:pPr>
+      <w:r>
+        <w:rPr>
+          <w:rFonts w:ascii="HG丸ｺﾞｼｯｸM-PRO" w:eastAsia="HG丸ｺﾞｼｯｸM-PRO" w:hAnsi="HG丸ｺﾞｼｯｸM-PRO"/>
+        </w:rPr>
+        <w:t>教員との会話を占有し、他の履修生の</w:t>
+      </w:r>
+      <w:r>
+        <w:rPr>
+          <w:rFonts w:ascii="HG丸ｺﾞｼｯｸM-PRO" w:eastAsia="HG丸ｺﾞｼｯｸM-PRO" w:hAnsi="HG丸ｺﾞｼｯｸM-PRO"/>
+          <w:b/>
+          <w:bCs/>
+        </w:rPr>
+        <w:t>学びの機会を奪う</w:t>
+      </w:r>
+    </w:p>
+    <w:p>
+      <w:pPr>
+        <w:numPr>
+          <w:ilvl w:val="0"/>
+          <w:numId w:val="6"/>
+        </w:numPr>
+        <w:rPr>
+          <w:rFonts w:ascii="HG丸ｺﾞｼｯｸM-PRO" w:eastAsia="HG丸ｺﾞｼｯｸM-PRO" w:hAnsi="HG丸ｺﾞｼｯｸM-PRO"/>
+        </w:rPr>
+      </w:pPr>
+      <w:r>
+        <w:rPr>
+          <w:rFonts w:ascii="HG丸ｺﾞｼｯｸM-PRO" w:eastAsia="HG丸ｺﾞｼｯｸM-PRO" w:hAnsi="HG丸ｺﾞｼｯｸM-PRO"/>
+        </w:rPr>
+        <w:t>研究会の雰囲気が悪くなるような</w:t>
+      </w:r>
+      <w:r>
+        <w:rPr>
+          <w:rFonts w:ascii="HG丸ｺﾞｼｯｸM-PRO" w:eastAsia="HG丸ｺﾞｼｯｸM-PRO" w:hAnsi="HG丸ｺﾞｼｯｸM-PRO"/>
+          <w:b/>
+          <w:bCs/>
+        </w:rPr>
+        <w:t>反社会的な行動</w:t>
+      </w:r>
+      <w:r>
+        <w:rPr>
+          <w:rFonts w:ascii="HG丸ｺﾞｼｯｸM-PRO" w:eastAsia="HG丸ｺﾞｼｯｸM-PRO" w:hAnsi="HG丸ｺﾞｼｯｸM-PRO"/>
+        </w:rPr>
+        <w:t>をとる</w:t>
+      </w:r>
+    </w:p>
+    <w:p>
+      <w:pPr>
+        <w:rPr>
+          <w:rFonts w:ascii="HG丸ｺﾞｼｯｸM-PRO" w:eastAsia="HG丸ｺﾞｼｯｸM-PRO" w:hAnsi="HG丸ｺﾞｼｯｸM-PRO"/>
+        </w:rPr>
+      </w:pPr>
+    </w:p>
+    <w:p>
+      <w:pPr>
+        <w:pStyle w:val="aa"/>
         <w:numPr>
           <w:ilvl w:val="0"/>
           <w:numId w:val="2"/>
         </w:numPr>
-      </w:pPr>
-      <w:r>
-        <w:rPr>
-          <w:rFonts w:hint="eastAsia"/>
+        <w:rPr>
+          <w:rFonts w:ascii="HG丸ｺﾞｼｯｸM-PRO" w:eastAsia="HG丸ｺﾞｼｯｸM-PRO" w:hAnsi="HG丸ｺﾞｼｯｸM-PRO"/>
+        </w:rPr>
+      </w:pPr>
+      <w:r>
+        <w:rPr>
+          <w:rFonts w:ascii="HG丸ｺﾞｼｯｸM-PRO" w:eastAsia="HG丸ｺﾞｼｯｸM-PRO" w:hAnsi="HG丸ｺﾞｼｯｸM-PRO" w:hint="eastAsia"/>
         </w:rPr>
         <w:t>あなたは、自分自身の</w:t>
       </w:r>
@@ -786,7 +2224,7 @@
       </w:r>
       <w:r>
         <w:rPr>
-          <w:rFonts w:hint="eastAsia"/>
+          <w:rFonts w:ascii="HG丸ｺﾞｼｯｸM-PRO" w:eastAsia="HG丸ｺﾞｼｯｸM-PRO" w:hAnsi="HG丸ｺﾞｼｯｸM-PRO" w:hint="eastAsia"/>
         </w:rPr>
         <w:t>、</w:t>
       </w:r>
@@ -799,7 +2237,7 @@
       </w:r>
       <w:r>
         <w:rPr>
-          <w:rFonts w:hint="eastAsia"/>
+          <w:rFonts w:ascii="HG丸ｺﾞｼｯｸM-PRO" w:eastAsia="HG丸ｺﾞｼｯｸM-PRO" w:hAnsi="HG丸ｺﾞｼｯｸM-PRO" w:hint="eastAsia"/>
         </w:rPr>
         <w:t>をどのように捉えていますか。</w:t>
       </w:r>
@@ -813,14 +2251,14 @@
       </w:r>
       <w:r>
         <w:rPr>
-          <w:rFonts w:hint="eastAsia"/>
+          <w:rFonts w:ascii="HG丸ｺﾞｼｯｸM-PRO" w:eastAsia="HG丸ｺﾞｼｯｸM-PRO" w:hAnsi="HG丸ｺﾞｼｯｸM-PRO" w:hint="eastAsia"/>
         </w:rPr>
         <w:t>、分かりやすく説明してください。（A４一枚以内）</w:t>
       </w:r>
     </w:p>
     <w:tbl>
       <w:tblPr>
-        <w:tblStyle w:val="aa"/>
+        <w:tblStyle w:val="ab"/>
         <w:tblW w:w="0" w:type="auto"/>
         <w:tblInd w:w="420" w:type="dxa"/>
         <w:tblLook w:val="04A0" w:firstRow="1" w:lastRow="0" w:firstColumn="1" w:lastColumn="0" w:noHBand="0" w:noVBand="1"/>
@@ -862,22 +2300,32 @@
     <w:p/>
     <w:p>
       <w:pPr>
-        <w:pStyle w:val="a9"/>
+        <w:pStyle w:val="aa"/>
         <w:numPr>
           <w:ilvl w:val="0"/>
           <w:numId w:val="2"/>
         </w:numPr>
-      </w:pPr>
-      <w:r>
-        <w:rPr>
-          <w:rFonts w:hint="eastAsia"/>
-        </w:rPr>
-        <w:t>この研究会に入ることに際して、なにか不安を感じるようなこと、あるいは教員に伝えておきたいことはありますか。率直に、思うところを教えてください。（なければ、「ありません」でかまいません）</w:t>
+        <w:rPr>
+          <w:rFonts w:ascii="HG丸ｺﾞｼｯｸM-PRO" w:eastAsia="HG丸ｺﾞｼｯｸM-PRO" w:hAnsi="HG丸ｺﾞｼｯｸM-PRO"/>
+        </w:rPr>
+      </w:pPr>
+      <w:r>
+        <w:rPr>
+          <w:rFonts w:ascii="HG丸ｺﾞｼｯｸM-PRO" w:eastAsia="HG丸ｺﾞｼｯｸM-PRO" w:hAnsi="HG丸ｺﾞｼｯｸM-PRO" w:hint="eastAsia"/>
+        </w:rPr>
+        <w:t>この研究会に入ることに際して、なにか不安を感じるようなこと、あるいは教員に伝えておきたいことはありますか。率直に、思うところを教えてください。（なけ</w:t>
+      </w:r>
+      <w:r>
+        <w:rPr>
+          <w:rFonts w:ascii="HG丸ｺﾞｼｯｸM-PRO" w:eastAsia="HG丸ｺﾞｼｯｸM-PRO" w:hAnsi="HG丸ｺﾞｼｯｸM-PRO" w:hint="eastAsia"/>
+        </w:rPr>
+        <w:lastRenderedPageBreak/>
+        <w:t>れば、「ありません」でかまいません）</w:t>
       </w:r>
     </w:p>
     <w:tbl>
       <w:tblPr>
-        <w:tblStyle w:val="aa"/>
+        <w:tblStyle w:val="ab"/>
         <w:tblW w:w="0" w:type="auto"/>
         <w:tblInd w:w="420" w:type="dxa"/>
         <w:tblLook w:val="04A0" w:firstRow="1" w:lastRow="0" w:firstColumn="1" w:lastColumn="0" w:noHBand="0" w:noVBand="1"/>
@@ -897,6 +2345,68 @@
       </w:tr>
     </w:tbl>
     <w:p/>
+    <w:p>
+      <w:pPr>
+        <w:rPr>
+          <w:rFonts w:hint="eastAsia"/>
+        </w:rPr>
+      </w:pPr>
+    </w:p>
+    <w:p>
+      <w:r>
+        <w:rPr>
+          <w:rFonts w:hint="eastAsia"/>
+        </w:rPr>
+        <w:t>以上で課題はおしまいです。お疲れさまでした。</w:t>
+      </w:r>
+      <w:r>
+        <w:rPr>
+          <w:rFonts w:hint="eastAsia"/>
+          <w:b/>
+          <w:bCs/>
+          <w:color w:val="EE0000"/>
+          <w:u w:val="single"/>
+        </w:rPr>
+        <w:t>PDFファイルに変換した後</w:t>
+      </w:r>
+      <w:r>
+        <w:rPr>
+          <w:rFonts w:hint="eastAsia"/>
+        </w:rPr>
+        <w:t>、</w:t>
+      </w:r>
+      <w:r>
+        <w:rPr>
+          <w:rFonts w:hint="eastAsia"/>
+        </w:rPr>
+        <w:t>慶應のオンライン・</w:t>
+      </w:r>
+      <w:r>
+        <w:rPr>
+          <w:rFonts w:hint="eastAsia"/>
+        </w:rPr>
+        <w:t>シラバスにある提出先にファイルをアップロードし</w:t>
+      </w:r>
+      <w:r>
+        <w:rPr>
+          <w:rFonts w:hint="eastAsia"/>
+        </w:rPr>
+        <w:t>てください</w:t>
+      </w:r>
+      <w:r>
+        <w:rPr>
+          <w:rFonts w:hint="eastAsia"/>
+        </w:rPr>
+        <w:t>。</w:t>
+      </w:r>
+    </w:p>
+    <w:p>
+      <w:pPr>
+        <w:rPr>
+          <w:rFonts w:hint="eastAsia"/>
+        </w:rPr>
+      </w:pPr>
+    </w:p>
     <w:sectPr>
       <w:footerReference w:type="default" r:id="rId7"/>
       <w:pgSz w:w="11906" w:h="16838"/>
@@ -937,11 +2447,10 @@
         <w:docPartUnique/>
       </w:docPartObj>
     </w:sdtPr>
-    <w:sdtEndPr/>
     <w:sdtContent>
       <w:p>
         <w:pPr>
-          <w:pStyle w:val="ad"/>
+          <w:pStyle w:val="ae"/>
           <w:jc w:val="center"/>
         </w:pPr>
         <w:r>
@@ -967,7 +2476,7 @@
   </w:sdt>
   <w:p>
     <w:pPr>
-      <w:pStyle w:val="ad"/>
+      <w:pStyle w:val="ae"/>
     </w:pPr>
   </w:p>
 </w:ftr>
@@ -995,6 +2504,27 @@
 <file path=word/numbering.xml><?xml version="1.0" encoding="utf-8"?>
 <w:numbering xmlns:wpc="http://schemas.microsoft.com/office/word/2010/wordprocessingCanvas" xmlns:cx="http://schemas.microsoft.com/office/drawing/2014/chartex" xmlns:cx1="http://schemas.microsoft.com/office/drawing/2015/9/8/chartex" xmlns:cx2="http://schemas.microsoft.com/office/drawing/2015/10/21/chartex" xmlns:cx3="http://schemas.microsoft.com/office/drawing/2016/5/9/chartex" xmlns:cx4="http://schemas.microsoft.com/office/drawing/2016/5/10/chartex" xmlns:cx5="http://schemas.microsoft.com/office/drawing/2016/5/11/chartex" xmlns:cx6="http://schemas.microsoft.com/office/drawing/2016/5/12/chartex" xmlns:cx7="http://schemas.microsoft.com/office/drawing/2016/5/13/chartex" xmlns:cx8="http://schemas.microsoft.com/office/drawing/2016/5/14/chartex" xmlns:mc="http://schemas.openxmlformats.org/markup-compatibility/2006" xmlns:aink="http://schemas.microsoft.com/office/drawing/2016/ink" xmlns:am3d="http://schemas.microsoft.com/office/drawing/2017/model3d" xmlns:o="urn:schemas-microsoft-com:office:office" xmlns:oel="http://schemas.microsoft.com/office/2019/extlst" xmlns:r="http://schemas.openxmlformats.org/officeDocument/2006/relationships" xmlns:m="http://schemas.openxmlformats.org/officeDocument/2006/math" xmlns:v="urn:schemas-microsoft-com:vml" xmlns:wp14="http://schemas.microsoft.com/office/word/2010/wordprocessingDrawing" xmlns:wp="http://schemas.openxmlformats.org/drawingml/2006/wordprocessingDrawing" xmlns:w10="urn:schemas-microsoft-com:office:word" xmlns:w="http://schemas.openxmlformats.org/wordprocessingml/2006/main" xmlns:w14="http://schemas.microsoft.com/office/word/2010/wordml" xmlns:w15="http://schemas.microsoft.com/office/word/2012/wordml" xmlns:w16cex="http://schemas.microsoft.com/office/word/2018/wordml/cex" xmlns:w16cid="http://schemas.microsoft.com/office/word/2016/wordml/cid" xmlns:w16="http://schemas.microsoft.com/office/word/2018/wordml" xmlns:w16du="http://schemas.microsoft.com/office/word/2023/wordml/word16du" xmlns:w16sdtdh="http://schemas.microsoft.com/office/word/2020/wordml/sdtdatahash" xmlns:w16sdtfl="http://schemas.microsoft.com/office/word/2024/wordml/sdtformatlock" xmlns:w16se="http://schemas.microsoft.com/office/word/2015/wordml/symex" xmlns:wpg="http://schemas.microsoft.com/office/word/2010/wordprocessingGroup" xmlns:wpi="http://schemas.microsoft.com/office/word/2010/wordprocessingInk" xmlns:wne="http://schemas.microsoft.com/office/word/2006/wordml" xmlns:wps="http://schemas.microsoft.com/office/word/2010/wordprocessingShape" mc:Ignorable="w14 w15 w16se w16cid w16 w16cex w16sdtdh w16sdtfl w16du wp14">
   <w:abstractNum w:abstractNumId="0" w15:restartNumberingAfterBreak="0">
+    <w:nsid w:val="FFFFFF89"/>
+    <w:multiLevelType w:val="singleLevel"/>
+    <w:tmpl w:val="138AF698"/>
+    <w:lvl w:ilvl="0">
+      <w:start w:val="1"/>
+      <w:numFmt w:val="bullet"/>
+      <w:pStyle w:val="a"/>
+      <w:lvlText w:val=""/>
+      <w:lvlJc w:val="left"/>
+      <w:pPr>
+        <w:tabs>
+          <w:tab w:val="num" w:pos="360"/>
+        </w:tabs>
+        <w:ind w:left="360" w:hangingChars="200" w:hanging="360"/>
+      </w:pPr>
+      <w:rPr>
+        <w:rFonts w:ascii="Wingdings" w:hAnsi="Wingdings" w:hint="default"/>
+      </w:rPr>
+    </w:lvl>
+  </w:abstractNum>
+  <w:abstractNum w:abstractNumId="1" w15:restartNumberingAfterBreak="0">
     <w:nsid w:val="16527986"/>
     <w:multiLevelType w:val="hybridMultilevel"/>
     <w:tmpl w:val="09B23320"/>
@@ -1083,7 +2613,120 @@
       </w:pPr>
     </w:lvl>
   </w:abstractNum>
-  <w:abstractNum w:abstractNumId="1" w15:restartNumberingAfterBreak="0">
+  <w:abstractNum w:abstractNumId="2" w15:restartNumberingAfterBreak="0">
+    <w:nsid w:val="28F74D71"/>
+    <w:multiLevelType w:val="hybridMultilevel"/>
+    <w:tmpl w:val="4E3EF880"/>
+    <w:lvl w:ilvl="0" w:tplc="A4FE264C">
+      <w:start w:val="1"/>
+      <w:numFmt w:val="bullet"/>
+      <w:lvlText w:val=""/>
+      <w:lvlJc w:val="left"/>
+      <w:pPr>
+        <w:ind w:left="864" w:hanging="440"/>
+      </w:pPr>
+      <w:rPr>
+        <w:rFonts w:ascii="Wingdings" w:hAnsi="Wingdings" w:hint="default"/>
+      </w:rPr>
+    </w:lvl>
+    <w:lvl w:ilvl="1" w:tplc="0409000B" w:tentative="1">
+      <w:start w:val="1"/>
+      <w:numFmt w:val="bullet"/>
+      <w:lvlText w:val=""/>
+      <w:lvlJc w:val="left"/>
+      <w:pPr>
+        <w:ind w:left="1304" w:hanging="440"/>
+      </w:pPr>
+      <w:rPr>
+        <w:rFonts w:ascii="Wingdings" w:hAnsi="Wingdings" w:hint="default"/>
+      </w:rPr>
+    </w:lvl>
+    <w:lvl w:ilvl="2" w:tplc="0409000D" w:tentative="1">
+      <w:start w:val="1"/>
+      <w:numFmt w:val="bullet"/>
+      <w:lvlText w:val=""/>
+      <w:lvlJc w:val="left"/>
+      <w:pPr>
+        <w:ind w:left="1744" w:hanging="440"/>
+      </w:pPr>
+      <w:rPr>
+        <w:rFonts w:ascii="Wingdings" w:hAnsi="Wingdings" w:hint="default"/>
+      </w:rPr>
+    </w:lvl>
+    <w:lvl w:ilvl="3" w:tplc="04090001" w:tentative="1">
+      <w:start w:val="1"/>
+      <w:numFmt w:val="bullet"/>
+      <w:lvlText w:val=""/>
+      <w:lvlJc w:val="left"/>
+      <w:pPr>
+        <w:ind w:left="2184" w:hanging="440"/>
+      </w:pPr>
+      <w:rPr>
+        <w:rFonts w:ascii="Wingdings" w:hAnsi="Wingdings" w:hint="default"/>
+      </w:rPr>
+    </w:lvl>
+    <w:lvl w:ilvl="4" w:tplc="0409000B" w:tentative="1">
+      <w:start w:val="1"/>
+      <w:numFmt w:val="bullet"/>
+      <w:lvlText w:val=""/>
+      <w:lvlJc w:val="left"/>
+      <w:pPr>
+        <w:ind w:left="2624" w:hanging="440"/>
+      </w:pPr>
+      <w:rPr>
+        <w:rFonts w:ascii="Wingdings" w:hAnsi="Wingdings" w:hint="default"/>
+      </w:rPr>
+    </w:lvl>
+    <w:lvl w:ilvl="5" w:tplc="0409000D" w:tentative="1">
+      <w:start w:val="1"/>
+      <w:numFmt w:val="bullet"/>
+      <w:lvlText w:val=""/>
+      <w:lvlJc w:val="left"/>
+      <w:pPr>
+        <w:ind w:left="3064" w:hanging="440"/>
+      </w:pPr>
+      <w:rPr>
+        <w:rFonts w:ascii="Wingdings" w:hAnsi="Wingdings" w:hint="default"/>
+      </w:rPr>
+    </w:lvl>
+    <w:lvl w:ilvl="6" w:tplc="04090001" w:tentative="1">
+      <w:start w:val="1"/>
+      <w:numFmt w:val="bullet"/>
+      <w:lvlText w:val=""/>
+      <w:lvlJc w:val="left"/>
+      <w:pPr>
+        <w:ind w:left="3504" w:hanging="440"/>
+      </w:pPr>
+      <w:rPr>
+        <w:rFonts w:ascii="Wingdings" w:hAnsi="Wingdings" w:hint="default"/>
+      </w:rPr>
+    </w:lvl>
+    <w:lvl w:ilvl="7" w:tplc="0409000B" w:tentative="1">
+      <w:start w:val="1"/>
+      <w:numFmt w:val="bullet"/>
+      <w:lvlText w:val=""/>
+      <w:lvlJc w:val="left"/>
+      <w:pPr>
+        <w:ind w:left="3944" w:hanging="440"/>
+      </w:pPr>
+      <w:rPr>
+        <w:rFonts w:ascii="Wingdings" w:hAnsi="Wingdings" w:hint="default"/>
+      </w:rPr>
+    </w:lvl>
+    <w:lvl w:ilvl="8" w:tplc="0409000D" w:tentative="1">
+      <w:start w:val="1"/>
+      <w:numFmt w:val="bullet"/>
+      <w:lvlText w:val=""/>
+      <w:lvlJc w:val="left"/>
+      <w:pPr>
+        <w:ind w:left="4384" w:hanging="440"/>
+      </w:pPr>
+      <w:rPr>
+        <w:rFonts w:ascii="Wingdings" w:hAnsi="Wingdings" w:hint="default"/>
+      </w:rPr>
+    </w:lvl>
+  </w:abstractNum>
+  <w:abstractNum w:abstractNumId="3" w15:restartNumberingAfterBreak="0">
     <w:nsid w:val="4B793626"/>
     <w:multiLevelType w:val="hybridMultilevel"/>
     <w:tmpl w:val="D18A359E"/>
@@ -1172,7 +2815,156 @@
       </w:pPr>
     </w:lvl>
   </w:abstractNum>
-  <w:abstractNum w:abstractNumId="2" w15:restartNumberingAfterBreak="0">
+  <w:abstractNum w:abstractNumId="4" w15:restartNumberingAfterBreak="0">
+    <w:nsid w:val="58753809"/>
+    <w:multiLevelType w:val="multilevel"/>
+    <w:tmpl w:val="F71EE380"/>
+    <w:lvl w:ilvl="0">
+      <w:start w:val="1"/>
+      <w:numFmt w:val="bullet"/>
+      <w:lvlText w:val=""/>
+      <w:lvlJc w:val="left"/>
+      <w:pPr>
+        <w:tabs>
+          <w:tab w:val="num" w:pos="720"/>
+        </w:tabs>
+        <w:ind w:left="720" w:hanging="360"/>
+      </w:pPr>
+      <w:rPr>
+        <w:rFonts w:ascii="Symbol" w:hAnsi="Symbol" w:hint="default"/>
+        <w:sz w:val="20"/>
+      </w:rPr>
+    </w:lvl>
+    <w:lvl w:ilvl="1" w:tentative="1">
+      <w:start w:val="1"/>
+      <w:numFmt w:val="bullet"/>
+      <w:lvlText w:val="o"/>
+      <w:lvlJc w:val="left"/>
+      <w:pPr>
+        <w:tabs>
+          <w:tab w:val="num" w:pos="1440"/>
+        </w:tabs>
+        <w:ind w:left="1440" w:hanging="360"/>
+      </w:pPr>
+      <w:rPr>
+        <w:rFonts w:ascii="Courier New" w:hAnsi="Courier New" w:hint="default"/>
+        <w:sz w:val="20"/>
+      </w:rPr>
+    </w:lvl>
+    <w:lvl w:ilvl="2" w:tentative="1">
+      <w:start w:val="1"/>
+      <w:numFmt w:val="bullet"/>
+      <w:lvlText w:val=""/>
+      <w:lvlJc w:val="left"/>
+      <w:pPr>
+        <w:tabs>
+          <w:tab w:val="num" w:pos="2160"/>
+        </w:tabs>
+        <w:ind w:left="2160" w:hanging="360"/>
+      </w:pPr>
+      <w:rPr>
+        <w:rFonts w:ascii="Wingdings" w:hAnsi="Wingdings" w:hint="default"/>
+        <w:sz w:val="20"/>
+      </w:rPr>
+    </w:lvl>
+    <w:lvl w:ilvl="3" w:tentative="1">
+      <w:start w:val="1"/>
+      <w:numFmt w:val="bullet"/>
+      <w:lvlText w:val=""/>
+      <w:lvlJc w:val="left"/>
+      <w:pPr>
+        <w:tabs>
+          <w:tab w:val="num" w:pos="2880"/>
+        </w:tabs>
+        <w:ind w:left="2880" w:hanging="360"/>
+      </w:pPr>
+      <w:rPr>
+        <w:rFonts w:ascii="Wingdings" w:hAnsi="Wingdings" w:hint="default"/>
+        <w:sz w:val="20"/>
+      </w:rPr>
+    </w:lvl>
+    <w:lvl w:ilvl="4" w:tentative="1">
+      <w:start w:val="1"/>
+      <w:numFmt w:val="bullet"/>
+      <w:lvlText w:val=""/>
+      <w:lvlJc w:val="left"/>
+      <w:pPr>
+        <w:tabs>
+          <w:tab w:val="num" w:pos="3600"/>
+        </w:tabs>
+        <w:ind w:left="3600" w:hanging="360"/>
+      </w:pPr>
+      <w:rPr>
+        <w:rFonts w:ascii="Wingdings" w:hAnsi="Wingdings" w:hint="default"/>
+        <w:sz w:val="20"/>
+      </w:rPr>
+    </w:lvl>
+    <w:lvl w:ilvl="5" w:tentative="1">
+      <w:start w:val="1"/>
+      <w:numFmt w:val="bullet"/>
+      <w:lvlText w:val=""/>
+      <w:lvlJc w:val="left"/>
+      <w:pPr>
+        <w:tabs>
+          <w:tab w:val="num" w:pos="4320"/>
+        </w:tabs>
+        <w:ind w:left="4320" w:hanging="360"/>
+      </w:pPr>
+      <w:rPr>
+        <w:rFonts w:ascii="Wingdings" w:hAnsi="Wingdings" w:hint="default"/>
+        <w:sz w:val="20"/>
+      </w:rPr>
+    </w:lvl>
+    <w:lvl w:ilvl="6" w:tentative="1">
+      <w:start w:val="1"/>
+      <w:numFmt w:val="bullet"/>
+      <w:lvlText w:val=""/>
+      <w:lvlJc w:val="left"/>
+      <w:pPr>
+        <w:tabs>
+          <w:tab w:val="num" w:pos="5040"/>
+        </w:tabs>
+        <w:ind w:left="5040" w:hanging="360"/>
+      </w:pPr>
+      <w:rPr>
+        <w:rFonts w:ascii="Wingdings" w:hAnsi="Wingdings" w:hint="default"/>
+        <w:sz w:val="20"/>
+      </w:rPr>
+    </w:lvl>
+    <w:lvl w:ilvl="7" w:tentative="1">
+      <w:start w:val="1"/>
+      <w:numFmt w:val="bullet"/>
+      <w:lvlText w:val=""/>
+      <w:lvlJc w:val="left"/>
+      <w:pPr>
+        <w:tabs>
+          <w:tab w:val="num" w:pos="5760"/>
+        </w:tabs>
+        <w:ind w:left="5760" w:hanging="360"/>
+      </w:pPr>
+      <w:rPr>
+        <w:rFonts w:ascii="Wingdings" w:hAnsi="Wingdings" w:hint="default"/>
+        <w:sz w:val="20"/>
+      </w:rPr>
+    </w:lvl>
+    <w:lvl w:ilvl="8" w:tentative="1">
+      <w:start w:val="1"/>
+      <w:numFmt w:val="bullet"/>
+      <w:lvlText w:val=""/>
+      <w:lvlJc w:val="left"/>
+      <w:pPr>
+        <w:tabs>
+          <w:tab w:val="num" w:pos="6480"/>
+        </w:tabs>
+        <w:ind w:left="6480" w:hanging="360"/>
+      </w:pPr>
+      <w:rPr>
+        <w:rFonts w:ascii="Wingdings" w:hAnsi="Wingdings" w:hint="default"/>
+        <w:sz w:val="20"/>
+      </w:rPr>
+    </w:lvl>
+  </w:abstractNum>
+  <w:abstractNum w:abstractNumId="5" w15:restartNumberingAfterBreak="0">
     <w:nsid w:val="62BF034C"/>
     <w:multiLevelType w:val="hybridMultilevel"/>
     <w:tmpl w:val="367A3520"/>
@@ -1262,13 +3054,22 @@
     </w:lvl>
   </w:abstractNum>
   <w:num w:numId="1" w16cid:durableId="1427918369">
+    <w:abstractNumId w:val="1"/>
+  </w:num>
+  <w:num w:numId="2" w16cid:durableId="49500333">
+    <w:abstractNumId w:val="3"/>
+  </w:num>
+  <w:num w:numId="3" w16cid:durableId="1115519626">
+    <w:abstractNumId w:val="5"/>
+  </w:num>
+  <w:num w:numId="4" w16cid:durableId="763692786">
+    <w:abstractNumId w:val="2"/>
+  </w:num>
+  <w:num w:numId="5" w16cid:durableId="1048995026">
     <w:abstractNumId w:val="0"/>
   </w:num>
-  <w:num w:numId="2" w16cid:durableId="49500333">
-    <w:abstractNumId w:val="1"/>
-  </w:num>
-  <w:num w:numId="3" w16cid:durableId="1115519626">
-    <w:abstractNumId w:val="2"/>
+  <w:num w:numId="6" w16cid:durableId="613755604">
+    <w:abstractNumId w:val="4"/>
   </w:num>
 </w:numbering>
 </file>
@@ -1666,7 +3467,7 @@
     <w:lsdException w:name="Unresolved Mention" w:semiHidden="1" w:unhideWhenUsed="1"/>
     <w:lsdException w:name="Smart Link" w:semiHidden="1" w:unhideWhenUsed="1"/>
   </w:latentStyles>
-  <w:style w:type="paragraph" w:default="1" w:styleId="a">
+  <w:style w:type="paragraph" w:default="1" w:styleId="a0">
     <w:name w:val="Normal"/>
     <w:qFormat/>
     <w:pPr>
@@ -1675,8 +3476,8 @@
   </w:style>
   <w:style w:type="paragraph" w:styleId="1">
     <w:name w:val="heading 1"/>
-    <w:basedOn w:val="a"/>
-    <w:next w:val="a"/>
+    <w:basedOn w:val="a0"/>
+    <w:next w:val="a0"/>
     <w:link w:val="10"/>
     <w:uiPriority w:val="9"/>
     <w:qFormat/>
@@ -1696,8 +3497,8 @@
   </w:style>
   <w:style w:type="paragraph" w:styleId="2">
     <w:name w:val="heading 2"/>
-    <w:basedOn w:val="a"/>
-    <w:next w:val="a"/>
+    <w:basedOn w:val="a0"/>
+    <w:next w:val="a0"/>
     <w:link w:val="20"/>
     <w:uiPriority w:val="9"/>
     <w:semiHidden/>
@@ -1719,8 +3520,8 @@
   </w:style>
   <w:style w:type="paragraph" w:styleId="3">
     <w:name w:val="heading 3"/>
-    <w:basedOn w:val="a"/>
-    <w:next w:val="a"/>
+    <w:basedOn w:val="a0"/>
+    <w:next w:val="a0"/>
     <w:link w:val="30"/>
     <w:uiPriority w:val="9"/>
     <w:semiHidden/>
@@ -1741,8 +3542,8 @@
   </w:style>
   <w:style w:type="paragraph" w:styleId="4">
     <w:name w:val="heading 4"/>
-    <w:basedOn w:val="a"/>
-    <w:next w:val="a"/>
+    <w:basedOn w:val="a0"/>
+    <w:next w:val="a0"/>
     <w:link w:val="40"/>
     <w:uiPriority w:val="9"/>
     <w:semiHidden/>
@@ -1762,8 +3563,8 @@
   </w:style>
   <w:style w:type="paragraph" w:styleId="5">
     <w:name w:val="heading 5"/>
-    <w:basedOn w:val="a"/>
-    <w:next w:val="a"/>
+    <w:basedOn w:val="a0"/>
+    <w:next w:val="a0"/>
     <w:link w:val="50"/>
     <w:uiPriority w:val="9"/>
     <w:semiHidden/>
@@ -1784,8 +3585,8 @@
   </w:style>
   <w:style w:type="paragraph" w:styleId="6">
     <w:name w:val="heading 6"/>
-    <w:basedOn w:val="a"/>
-    <w:next w:val="a"/>
+    <w:basedOn w:val="a0"/>
+    <w:next w:val="a0"/>
     <w:link w:val="60"/>
     <w:uiPriority w:val="9"/>
     <w:semiHidden/>
@@ -1806,8 +3607,8 @@
   </w:style>
   <w:style w:type="paragraph" w:styleId="7">
     <w:name w:val="heading 7"/>
-    <w:basedOn w:val="a"/>
-    <w:next w:val="a"/>
+    <w:basedOn w:val="a0"/>
+    <w:next w:val="a0"/>
     <w:link w:val="70"/>
     <w:uiPriority w:val="9"/>
     <w:semiHidden/>
@@ -1828,8 +3629,8 @@
   </w:style>
   <w:style w:type="paragraph" w:styleId="8">
     <w:name w:val="heading 8"/>
-    <w:basedOn w:val="a"/>
-    <w:next w:val="a"/>
+    <w:basedOn w:val="a0"/>
+    <w:next w:val="a0"/>
     <w:link w:val="80"/>
     <w:uiPriority w:val="9"/>
     <w:semiHidden/>
@@ -1850,8 +3651,8 @@
   </w:style>
   <w:style w:type="paragraph" w:styleId="9">
     <w:name w:val="heading 9"/>
-    <w:basedOn w:val="a"/>
-    <w:next w:val="a"/>
+    <w:basedOn w:val="a0"/>
+    <w:next w:val="a0"/>
     <w:link w:val="90"/>
     <w:uiPriority w:val="9"/>
     <w:semiHidden/>
@@ -1870,13 +3671,12 @@
       <w:color w:val="000000" w:themeColor="text1"/>
     </w:rPr>
   </w:style>
-  <w:style w:type="character" w:default="1" w:styleId="a0">
+  <w:style w:type="character" w:default="1" w:styleId="a1">
     <w:name w:val="Default Paragraph Font"/>
     <w:uiPriority w:val="1"/>
-    <w:semiHidden/>
     <w:unhideWhenUsed/>
   </w:style>
-  <w:style w:type="table" w:default="1" w:styleId="a1">
+  <w:style w:type="table" w:default="1" w:styleId="a2">
     <w:name w:val="Normal Table"/>
     <w:uiPriority w:val="99"/>
     <w:semiHidden/>
@@ -1891,7 +3691,7 @@
       </w:tblCellMar>
     </w:tblPr>
   </w:style>
-  <w:style w:type="numbering" w:default="1" w:styleId="a2">
+  <w:style w:type="numbering" w:default="1" w:styleId="a3">
     <w:name w:val="No List"/>
     <w:uiPriority w:val="99"/>
     <w:semiHidden/>
@@ -1899,7 +3699,7 @@
   </w:style>
   <w:style w:type="character" w:customStyle="1" w:styleId="10">
     <w:name w:val="見出し 1 (文字)"/>
-    <w:basedOn w:val="a0"/>
+    <w:basedOn w:val="a1"/>
     <w:link w:val="1"/>
     <w:uiPriority w:val="9"/>
     <w:rsid w:val="00D54B80"/>
@@ -1912,7 +3712,7 @@
   </w:style>
   <w:style w:type="character" w:customStyle="1" w:styleId="20">
     <w:name w:val="見出し 2 (文字)"/>
-    <w:basedOn w:val="a0"/>
+    <w:basedOn w:val="a1"/>
     <w:link w:val="2"/>
     <w:uiPriority w:val="9"/>
     <w:semiHidden/>
@@ -1926,7 +3726,7 @@
   </w:style>
   <w:style w:type="character" w:customStyle="1" w:styleId="30">
     <w:name w:val="見出し 3 (文字)"/>
-    <w:basedOn w:val="a0"/>
+    <w:basedOn w:val="a1"/>
     <w:link w:val="3"/>
     <w:uiPriority w:val="9"/>
     <w:semiHidden/>
@@ -1939,7 +3739,7 @@
   </w:style>
   <w:style w:type="character" w:customStyle="1" w:styleId="40">
     <w:name w:val="見出し 4 (文字)"/>
-    <w:basedOn w:val="a0"/>
+    <w:basedOn w:val="a1"/>
     <w:link w:val="4"/>
     <w:uiPriority w:val="9"/>
     <w:semiHidden/>
@@ -1951,7 +3751,7 @@
   </w:style>
   <w:style w:type="character" w:customStyle="1" w:styleId="50">
     <w:name w:val="見出し 5 (文字)"/>
-    <w:basedOn w:val="a0"/>
+    <w:basedOn w:val="a1"/>
     <w:link w:val="5"/>
     <w:uiPriority w:val="9"/>
     <w:semiHidden/>
@@ -1963,7 +3763,7 @@
   </w:style>
   <w:style w:type="character" w:customStyle="1" w:styleId="60">
     <w:name w:val="見出し 6 (文字)"/>
-    <w:basedOn w:val="a0"/>
+    <w:basedOn w:val="a1"/>
     <w:link w:val="6"/>
     <w:uiPriority w:val="9"/>
     <w:semiHidden/>
@@ -1975,7 +3775,7 @@
   </w:style>
   <w:style w:type="character" w:customStyle="1" w:styleId="70">
     <w:name w:val="見出し 7 (文字)"/>
-    <w:basedOn w:val="a0"/>
+    <w:basedOn w:val="a1"/>
     <w:link w:val="7"/>
     <w:uiPriority w:val="9"/>
     <w:semiHidden/>
@@ -1987,7 +3787,7 @@
   </w:style>
   <w:style w:type="character" w:customStyle="1" w:styleId="80">
     <w:name w:val="見出し 8 (文字)"/>
-    <w:basedOn w:val="a0"/>
+    <w:basedOn w:val="a1"/>
     <w:link w:val="8"/>
     <w:uiPriority w:val="9"/>
     <w:semiHidden/>
@@ -1999,7 +3799,7 @@
   </w:style>
   <w:style w:type="character" w:customStyle="1" w:styleId="90">
     <w:name w:val="見出し 9 (文字)"/>
-    <w:basedOn w:val="a0"/>
+    <w:basedOn w:val="a1"/>
     <w:link w:val="9"/>
     <w:uiPriority w:val="9"/>
     <w:semiHidden/>
@@ -2009,11 +3809,11 @@
       <w:color w:val="000000" w:themeColor="text1"/>
     </w:rPr>
   </w:style>
-  <w:style w:type="paragraph" w:styleId="a3">
+  <w:style w:type="paragraph" w:styleId="a4">
     <w:name w:val="Title"/>
-    <w:basedOn w:val="a"/>
-    <w:next w:val="a"/>
-    <w:link w:val="a4"/>
+    <w:basedOn w:val="a0"/>
+    <w:next w:val="a0"/>
+    <w:link w:val="a5"/>
     <w:uiPriority w:val="10"/>
     <w:qFormat/>
     <w:rsid w:val="00D54B80"/>
@@ -2030,10 +3830,10 @@
       <w:szCs w:val="56"/>
     </w:rPr>
   </w:style>
-  <w:style w:type="character" w:customStyle="1" w:styleId="a4">
+  <w:style w:type="character" w:customStyle="1" w:styleId="a5">
     <w:name w:val="表題 (文字)"/>
-    <w:basedOn w:val="a0"/>
-    <w:link w:val="a3"/>
+    <w:basedOn w:val="a1"/>
+    <w:link w:val="a4"/>
     <w:uiPriority w:val="10"/>
     <w:rsid w:val="00D54B80"/>
     <w:rPr>
@@ -2044,11 +3844,11 @@
       <w:szCs w:val="56"/>
     </w:rPr>
   </w:style>
-  <w:style w:type="paragraph" w:styleId="a5">
+  <w:style w:type="paragraph" w:styleId="a6">
     <w:name w:val="Subtitle"/>
-    <w:basedOn w:val="a"/>
-    <w:next w:val="a"/>
-    <w:link w:val="a6"/>
+    <w:basedOn w:val="a0"/>
+    <w:next w:val="a0"/>
+    <w:link w:val="a7"/>
     <w:uiPriority w:val="11"/>
     <w:qFormat/>
     <w:rsid w:val="00D54B80"/>
@@ -2067,10 +3867,10 @@
       <w:szCs w:val="28"/>
     </w:rPr>
   </w:style>
-  <w:style w:type="character" w:customStyle="1" w:styleId="a6">
+  <w:style w:type="character" w:customStyle="1" w:styleId="a7">
     <w:name w:val="副題 (文字)"/>
-    <w:basedOn w:val="a0"/>
-    <w:link w:val="a5"/>
+    <w:basedOn w:val="a1"/>
+    <w:link w:val="a6"/>
     <w:uiPriority w:val="11"/>
     <w:rsid w:val="00D54B80"/>
     <w:rPr>
@@ -2081,11 +3881,11 @@
       <w:szCs w:val="28"/>
     </w:rPr>
   </w:style>
-  <w:style w:type="paragraph" w:styleId="a7">
+  <w:style w:type="paragraph" w:styleId="a8">
     <w:name w:val="Quote"/>
-    <w:basedOn w:val="a"/>
-    <w:next w:val="a"/>
-    <w:link w:val="a8"/>
+    <w:basedOn w:val="a0"/>
+    <w:next w:val="a0"/>
+    <w:link w:val="a9"/>
     <w:uiPriority w:val="29"/>
     <w:qFormat/>
     <w:rsid w:val="00D54B80"/>
@@ -2099,10 +3899,10 @@
       <w:color w:val="404040" w:themeColor="text1" w:themeTint="BF"/>
     </w:rPr>
   </w:style>
-  <w:style w:type="character" w:customStyle="1" w:styleId="a8">
+  <w:style w:type="character" w:customStyle="1" w:styleId="a9">
     <w:name w:val="引用文 (文字)"/>
-    <w:basedOn w:val="a0"/>
-    <w:link w:val="a7"/>
+    <w:basedOn w:val="a1"/>
+    <w:link w:val="a8"/>
     <w:uiPriority w:val="29"/>
     <w:rsid w:val="00D54B80"/>
     <w:rPr>
@@ -2111,9 +3911,9 @@
       <w:color w:val="404040" w:themeColor="text1" w:themeTint="BF"/>
     </w:rPr>
   </w:style>
-  <w:style w:type="paragraph" w:styleId="a9">
+  <w:style w:type="paragraph" w:styleId="aa">
     <w:name w:val="List Paragraph"/>
-    <w:basedOn w:val="a"/>
+    <w:basedOn w:val="a0"/>
     <w:uiPriority w:val="34"/>
     <w:qFormat/>
     <w:rsid w:val="00D54B80"/>
@@ -2124,7 +3924,7 @@
   </w:style>
   <w:style w:type="character" w:styleId="21">
     <w:name w:val="Intense Emphasis"/>
-    <w:basedOn w:val="a0"/>
+    <w:basedOn w:val="a1"/>
     <w:uiPriority w:val="21"/>
     <w:qFormat/>
     <w:rsid w:val="00D54B80"/>
@@ -2136,8 +3936,8 @@
   </w:style>
   <w:style w:type="paragraph" w:styleId="22">
     <w:name w:val="Intense Quote"/>
-    <w:basedOn w:val="a"/>
-    <w:next w:val="a"/>
+    <w:basedOn w:val="a0"/>
+    <w:next w:val="a0"/>
     <w:link w:val="23"/>
     <w:uiPriority w:val="30"/>
     <w:qFormat/>
@@ -2159,7 +3959,7 @@
   </w:style>
   <w:style w:type="character" w:customStyle="1" w:styleId="23">
     <w:name w:val="引用文 2 (文字)"/>
-    <w:basedOn w:val="a0"/>
+    <w:basedOn w:val="a1"/>
     <w:link w:val="22"/>
     <w:uiPriority w:val="30"/>
     <w:rsid w:val="00D54B80"/>
@@ -2171,7 +3971,7 @@
   </w:style>
   <w:style w:type="character" w:styleId="24">
     <w:name w:val="Intense Reference"/>
-    <w:basedOn w:val="a0"/>
+    <w:basedOn w:val="a1"/>
     <w:uiPriority w:val="32"/>
     <w:qFormat/>
     <w:rsid w:val="00D54B80"/>
@@ -2183,9 +3983,9 @@
       <w:spacing w:val="5"/>
     </w:rPr>
   </w:style>
-  <w:style w:type="table" w:styleId="aa">
+  <w:style w:type="table" w:styleId="ab">
     <w:name w:val="Table Grid"/>
-    <w:basedOn w:val="a1"/>
+    <w:basedOn w:val="a2"/>
     <w:uiPriority w:val="39"/>
     <w:rsid w:val="005D6225"/>
     <w:tblPr>
@@ -2199,10 +3999,10 @@
       </w:tblBorders>
     </w:tblPr>
   </w:style>
-  <w:style w:type="paragraph" w:styleId="ab">
+  <w:style w:type="paragraph" w:styleId="ac">
     <w:name w:val="header"/>
-    <w:basedOn w:val="a"/>
-    <w:link w:val="ac"/>
+    <w:basedOn w:val="a0"/>
+    <w:link w:val="ad"/>
     <w:uiPriority w:val="99"/>
     <w:unhideWhenUsed/>
     <w:rsid w:val="00973D2B"/>
@@ -2214,17 +4014,17 @@
       <w:snapToGrid w:val="0"/>
     </w:pPr>
   </w:style>
-  <w:style w:type="character" w:customStyle="1" w:styleId="ac">
+  <w:style w:type="character" w:customStyle="1" w:styleId="ad">
     <w:name w:val="ヘッダー (文字)"/>
-    <w:basedOn w:val="a0"/>
-    <w:link w:val="ab"/>
+    <w:basedOn w:val="a1"/>
+    <w:link w:val="ac"/>
     <w:uiPriority w:val="99"/>
     <w:rsid w:val="00973D2B"/>
   </w:style>
-  <w:style w:type="paragraph" w:styleId="ad">
+  <w:style w:type="paragraph" w:styleId="ae">
     <w:name w:val="footer"/>
-    <w:basedOn w:val="a"/>
-    <w:link w:val="ae"/>
+    <w:basedOn w:val="a0"/>
+    <w:link w:val="af"/>
     <w:uiPriority w:val="99"/>
     <w:unhideWhenUsed/>
     <w:rsid w:val="00973D2B"/>
@@ -2236,12 +4036,25 @@
       <w:snapToGrid w:val="0"/>
     </w:pPr>
   </w:style>
-  <w:style w:type="character" w:customStyle="1" w:styleId="ae">
+  <w:style w:type="character" w:customStyle="1" w:styleId="af">
     <w:name w:val="フッター (文字)"/>
-    <w:basedOn w:val="a0"/>
-    <w:link w:val="ad"/>
+    <w:basedOn w:val="a1"/>
+    <w:link w:val="ae"/>
     <w:uiPriority w:val="99"/>
     <w:rsid w:val="00973D2B"/>
+  </w:style>
+  <w:style w:type="paragraph" w:styleId="a">
+    <w:name w:val="List Bullet"/>
+    <w:basedOn w:val="a0"/>
+    <w:uiPriority w:val="99"/>
+    <w:unhideWhenUsed/>
+    <w:rsid w:val="006B21A9"/>
+    <w:pPr>
+      <w:numPr>
+        <w:numId w:val="5"/>
+      </w:numPr>
+      <w:contextualSpacing/>
+    </w:pPr>
   </w:style>
 </w:styles>
 </file>
